--- a/docs/neuropulse_fai_zone_module.docx
+++ b/docs/neuropulse_fai_zone_module.docx
@@ -5567,6 +5567,522 @@
           </w:p>
         </w:tc>
       </w:tr>
+      <w:tr>
+        <w:tc>
+          <w:tcPr>
+            <w:tcW w:w="936" w:type="dxa"/>
+            <w:shd w:val="clear" w:color="auto" w:fill="F5F5F5"/>
+          </w:tcPr>
+          <w:p>
+            <w:r>
+              <w:rPr>
+                <w:sz w:val="16"/>
+              </w:rPr>
+              <w:t xml:space="preserve">FAI-A09</w:t>
+            </w:r>
+          </w:p>
+        </w:tc>
+        <w:tc>
+          <w:tcPr>
+            <w:tcW w:w="3311" w:type="dxa"/>
+            <w:shd w:val="clear" w:color="auto" w:fill="F5F5F5"/>
+          </w:tcPr>
+          <w:p>
+            <w:r>
+              <w:rPr>
+                <w:sz w:val="16"/>
+              </w:rPr>
+              <w:t xml:space="preserve">Zone module tactile identification: verify raised numeral (1–5) and braille zone abbreviation are present and readable on all 5 zone module bodies</w:t>
+            </w:r>
+          </w:p>
+        </w:tc>
+        <w:tc>
+          <w:tcPr>
+            <w:tcW w:w="1728" w:type="dxa"/>
+            <w:shd w:val="clear" w:color="auto" w:fill="F5F5F5"/>
+          </w:tcPr>
+          <w:p>
+            <w:r>
+              <w:rPr>
+                <w:sz w:val="16"/>
+              </w:rPr>
+              <w:t xml:space="preserve">Physical inspection; finger-reading test by 3 test subjects with eyes closed</w:t>
+            </w:r>
+          </w:p>
+        </w:tc>
+        <w:tc>
+          <w:tcPr>
+            <w:tcW w:w="2232" w:type="dxa"/>
+            <w:shd w:val="clear" w:color="auto" w:fill="F5F5F5"/>
+          </w:tcPr>
+          <w:p>
+            <w:r>
+              <w:rPr>
+                <w:sz w:val="16"/>
+              </w:rPr>
+              <w:t xml:space="preserve">Numeral present on all 5 modules; braille readable by each test subject (confirmed match to zone position). Any absent or unreadable → reject.</w:t>
+            </w:r>
+          </w:p>
+        </w:tc>
+        <w:tc>
+          <w:tcPr>
+            <w:tcW w:w="936" w:type="dxa"/>
+            <w:shd w:val="clear" w:color="auto" w:fill="F5F5F5"/>
+          </w:tcPr>
+          <w:p>
+            <w:r>
+              <w:rPr>
+                <w:sz w:val="16"/>
+              </w:rPr>
+              <w:t xml:space="preserve"/>
+            </w:r>
+          </w:p>
+        </w:tc>
+        <w:tc>
+          <w:tcPr>
+            <w:tcW w:w="648" w:type="dxa"/>
+            <w:shd w:val="clear" w:color="auto" w:fill="F5F5F5"/>
+          </w:tcPr>
+          <w:p>
+            <w:r>
+              <w:rPr>
+                <w:sz w:val="16"/>
+              </w:rPr>
+              <w:t xml:space="preserve"/>
+            </w:r>
+          </w:p>
+        </w:tc>
+      </w:tr>
+      <w:tr>
+        <w:tc>
+          <w:tcPr>
+            <w:tcW w:w="936" w:type="dxa"/>
+            <w:shd w:val="clear" w:color="auto" w:fill="F5F5F5"/>
+          </w:tcPr>
+          <w:p>
+            <w:r>
+              <w:rPr>
+                <w:sz w:val="16"/>
+              </w:rPr>
+              <w:t xml:space="preserve">FAI-A10</w:t>
+            </w:r>
+          </w:p>
+        </w:tc>
+        <w:tc>
+          <w:tcPr>
+            <w:tcW w:w="3311" w:type="dxa"/>
+            <w:shd w:val="clear" w:color="auto" w:fill="F5F5F5"/>
+          </w:tcPr>
+          <w:p>
+            <w:r>
+              <w:rPr>
+                <w:sz w:val="16"/>
+              </w:rPr>
+              <w:t xml:space="preserve">Shell tactile dot patterns: verify N raised dots adjacent to each zone slot for zones 1–5; confirm pattern is finger-findable from the slot edge</w:t>
+            </w:r>
+          </w:p>
+        </w:tc>
+        <w:tc>
+          <w:tcPr>
+            <w:tcW w:w="1728" w:type="dxa"/>
+            <w:shd w:val="clear" w:color="auto" w:fill="F5F5F5"/>
+          </w:tcPr>
+          <w:p>
+            <w:r>
+              <w:rPr>
+                <w:sz w:val="16"/>
+              </w:rPr>
+              <w:t xml:space="preserve">Physical inspection; blind-condition finger test by 3 test subjects</w:t>
+            </w:r>
+          </w:p>
+        </w:tc>
+        <w:tc>
+          <w:tcPr>
+            <w:tcW w:w="2232" w:type="dxa"/>
+            <w:shd w:val="clear" w:color="auto" w:fill="F5F5F5"/>
+          </w:tcPr>
+          <w:p>
+            <w:r>
+              <w:rPr>
+                <w:sz w:val="16"/>
+              </w:rPr>
+              <w:t xml:space="preserve">Correct dot count at each slot; dots reachable within 5 s by test subjects without visual reference</w:t>
+            </w:r>
+          </w:p>
+        </w:tc>
+        <w:tc>
+          <w:tcPr>
+            <w:tcW w:w="936" w:type="dxa"/>
+            <w:shd w:val="clear" w:color="auto" w:fill="F5F5F5"/>
+          </w:tcPr>
+          <w:p>
+            <w:r>
+              <w:rPr>
+                <w:sz w:val="16"/>
+              </w:rPr>
+              <w:t xml:space="preserve"/>
+            </w:r>
+          </w:p>
+        </w:tc>
+        <w:tc>
+          <w:tcPr>
+            <w:tcW w:w="648" w:type="dxa"/>
+            <w:shd w:val="clear" w:color="auto" w:fill="F5F5F5"/>
+          </w:tcPr>
+          <w:p>
+            <w:r>
+              <w:rPr>
+                <w:sz w:val="16"/>
+              </w:rPr>
+              <w:t xml:space="preserve"/>
+            </w:r>
+          </w:p>
+        </w:tc>
+      </w:tr>
+      <w:tr>
+        <w:tc>
+          <w:tcPr>
+            <w:tcW w:w="936" w:type="dxa"/>
+            <w:shd w:val="clear" w:color="auto" w:fill="F5F5F5"/>
+          </w:tcPr>
+          <w:p>
+            <w:r>
+              <w:rPr>
+                <w:sz w:val="16"/>
+              </w:rPr>
+              <w:t xml:space="preserve">FAI-A11</w:t>
+            </w:r>
+          </w:p>
+        </w:tc>
+        <w:tc>
+          <w:tcPr>
+            <w:tcW w:w="3311" w:type="dxa"/>
+            <w:shd w:val="clear" w:color="auto" w:fill="F5F5F5"/>
+          </w:tcPr>
+          <w:p>
+            <w:r>
+              <w:rPr>
+                <w:sz w:val="16"/>
+              </w:rPr>
+              <w:t xml:space="preserve">ZONE_ID electronic verification: read ADC voltage at pin 18 for all 5 zones and confirm correct resistor value per zone (ZM-01=10k, 02=22k, 03=47k, 04=100k, 05=220k ±5% ADC tolerance)</w:t>
+            </w:r>
+          </w:p>
+        </w:tc>
+        <w:tc>
+          <w:tcPr>
+            <w:tcW w:w="1728" w:type="dxa"/>
+            <w:shd w:val="clear" w:color="auto" w:fill="F5F5F5"/>
+          </w:tcPr>
+          <w:p>
+            <w:r>
+              <w:rPr>
+                <w:sz w:val="16"/>
+              </w:rPr>
+              <w:t xml:space="preserve">Hub MCU diagnostic mode (or bench ADC measurement)</w:t>
+            </w:r>
+          </w:p>
+        </w:tc>
+        <w:tc>
+          <w:tcPr>
+            <w:tcW w:w="2232" w:type="dxa"/>
+            <w:shd w:val="clear" w:color="auto" w:fill="F5F5F5"/>
+          </w:tcPr>
+          <w:p>
+            <w:r>
+              <w:rPr>
+                <w:sz w:val="16"/>
+              </w:rPr>
+              <w:t xml:space="preserve">All 5 zones read correct ID within ±5% band. Any zone outside band → reject module lot.</w:t>
+            </w:r>
+          </w:p>
+        </w:tc>
+        <w:tc>
+          <w:tcPr>
+            <w:tcW w:w="936" w:type="dxa"/>
+            <w:shd w:val="clear" w:color="auto" w:fill="F5F5F5"/>
+          </w:tcPr>
+          <w:p>
+            <w:r>
+              <w:rPr>
+                <w:sz w:val="16"/>
+              </w:rPr>
+              <w:t xml:space="preserve"/>
+            </w:r>
+          </w:p>
+        </w:tc>
+        <w:tc>
+          <w:tcPr>
+            <w:tcW w:w="648" w:type="dxa"/>
+            <w:shd w:val="clear" w:color="auto" w:fill="F5F5F5"/>
+          </w:tcPr>
+          <w:p>
+            <w:r>
+              <w:rPr>
+                <w:sz w:val="16"/>
+              </w:rPr>
+              <w:t xml:space="preserve"/>
+            </w:r>
+          </w:p>
+        </w:tc>
+      </w:tr>
+      <w:tr>
+        <w:tc>
+          <w:tcPr>
+            <w:tcW w:w="936" w:type="dxa"/>
+            <w:shd w:val="clear" w:color="auto" w:fill="F5F5F5"/>
+          </w:tcPr>
+          <w:p>
+            <w:r>
+              <w:rPr>
+                <w:sz w:val="16"/>
+              </w:rPr>
+              <w:t xml:space="preserve">FAI-A12</w:t>
+            </w:r>
+          </w:p>
+        </w:tc>
+        <w:tc>
+          <w:tcPr>
+            <w:tcW w:w="3311" w:type="dxa"/>
+            <w:shd w:val="clear" w:color="auto" w:fill="F5F5F5"/>
+          </w:tcPr>
+          <w:p>
+            <w:r>
+              <w:rPr>
+                <w:sz w:val="16"/>
+              </w:rPr>
+              <w:t xml:space="preserve">[BLOCKING] Wrong-zone ENABLE block: insert ZM-02 module into ZM-01 slot; confirm firmware asserts FAULT, blocks ENABLE, and issues audio alert via bone conduction</w:t>
+            </w:r>
+          </w:p>
+        </w:tc>
+        <w:tc>
+          <w:tcPr>
+            <w:tcW w:w="1728" w:type="dxa"/>
+            <w:shd w:val="clear" w:color="auto" w:fill="F5F5F5"/>
+          </w:tcPr>
+          <w:p>
+            <w:r>
+              <w:rPr>
+                <w:sz w:val="16"/>
+              </w:rPr>
+              <w:t xml:space="preserve">Live firmware test</w:t>
+            </w:r>
+          </w:p>
+        </w:tc>
+        <w:tc>
+          <w:tcPr>
+            <w:tcW w:w="2232" w:type="dxa"/>
+            <w:shd w:val="clear" w:color="auto" w:fill="F5F5F5"/>
+          </w:tcPr>
+          <w:p>
+            <w:r>
+              <w:rPr>
+                <w:sz w:val="16"/>
+              </w:rPr>
+              <w:t xml:space="preserve">ENABLE held low within 200 ms of module insertion. Bone conduction announces 'Wrong module' within 3 s. Session cannot start.</w:t>
+            </w:r>
+          </w:p>
+        </w:tc>
+        <w:tc>
+          <w:tcPr>
+            <w:tcW w:w="936" w:type="dxa"/>
+            <w:shd w:val="clear" w:color="auto" w:fill="F5F5F5"/>
+          </w:tcPr>
+          <w:p>
+            <w:r>
+              <w:rPr>
+                <w:sz w:val="16"/>
+              </w:rPr>
+              <w:t xml:space="preserve"/>
+            </w:r>
+          </w:p>
+        </w:tc>
+        <w:tc>
+          <w:tcPr>
+            <w:tcW w:w="648" w:type="dxa"/>
+            <w:shd w:val="clear" w:color="auto" w:fill="F5F5F5"/>
+          </w:tcPr>
+          <w:p>
+            <w:r>
+              <w:rPr>
+                <w:sz w:val="16"/>
+              </w:rPr>
+              <w:t xml:space="preserve"/>
+            </w:r>
+          </w:p>
+        </w:tc>
+      </w:tr>
+      <w:tr>
+        <w:tc>
+          <w:tcPr>
+            <w:tcW w:w="936" w:type="dxa"/>
+            <w:shd w:val="clear" w:color="auto" w:fill="F5F5F5"/>
+          </w:tcPr>
+          <w:p>
+            <w:r>
+              <w:rPr>
+                <w:sz w:val="16"/>
+              </w:rPr>
+              <w:t xml:space="preserve">FAI-A13</w:t>
+            </w:r>
+          </w:p>
+        </w:tc>
+        <w:tc>
+          <w:tcPr>
+            <w:tcW w:w="3311" w:type="dxa"/>
+            <w:shd w:val="clear" w:color="auto" w:fill="F5F5F5"/>
+          </w:tcPr>
+          <w:p>
+            <w:r>
+              <w:rPr>
+                <w:sz w:val="16"/>
+              </w:rPr>
+              <w:t xml:space="preserve">Correct-zone audio confirmation: insert all 5 modules correctly; confirm bone conduction announces correct zone name for each zone during headset initialisation sequence</w:t>
+            </w:r>
+          </w:p>
+        </w:tc>
+        <w:tc>
+          <w:tcPr>
+            <w:tcW w:w="1728" w:type="dxa"/>
+            <w:shd w:val="clear" w:color="auto" w:fill="F5F5F5"/>
+          </w:tcPr>
+          <w:p>
+            <w:r>
+              <w:rPr>
+                <w:sz w:val="16"/>
+              </w:rPr>
+              <w:t xml:space="preserve">Live firmware test; listen to bone conduction output</w:t>
+            </w:r>
+          </w:p>
+        </w:tc>
+        <w:tc>
+          <w:tcPr>
+            <w:tcW w:w="2232" w:type="dxa"/>
+            <w:shd w:val="clear" w:color="auto" w:fill="F5F5F5"/>
+          </w:tcPr>
+          <w:p>
+            <w:r>
+              <w:rPr>
+                <w:sz w:val="16"/>
+              </w:rPr>
+              <w:t xml:space="preserve">All 5 zone names announced correctly and in sequence. Audio intelligible at normal ambient noise level (≤60 dB background).</w:t>
+            </w:r>
+          </w:p>
+        </w:tc>
+        <w:tc>
+          <w:tcPr>
+            <w:tcW w:w="936" w:type="dxa"/>
+            <w:shd w:val="clear" w:color="auto" w:fill="F5F5F5"/>
+          </w:tcPr>
+          <w:p>
+            <w:r>
+              <w:rPr>
+                <w:sz w:val="16"/>
+              </w:rPr>
+              <w:t xml:space="preserve"/>
+            </w:r>
+          </w:p>
+        </w:tc>
+        <w:tc>
+          <w:tcPr>
+            <w:tcW w:w="648" w:type="dxa"/>
+            <w:shd w:val="clear" w:color="auto" w:fill="F5F5F5"/>
+          </w:tcPr>
+          <w:p>
+            <w:r>
+              <w:rPr>
+                <w:sz w:val="16"/>
+              </w:rPr>
+              <w:t xml:space="preserve"/>
+            </w:r>
+          </w:p>
+        </w:tc>
+      </w:tr>
+      <w:tr>
+        <w:tc>
+          <w:tcPr>
+            <w:tcW w:w="936" w:type="dxa"/>
+            <w:shd w:val="clear" w:color="auto" w:fill="F5F5F5"/>
+          </w:tcPr>
+          <w:p>
+            <w:r>
+              <w:rPr>
+                <w:sz w:val="16"/>
+              </w:rPr>
+              <w:t xml:space="preserve">FAI-A14</w:t>
+            </w:r>
+          </w:p>
+        </w:tc>
+        <w:tc>
+          <w:tcPr>
+            <w:tcW w:w="3311" w:type="dxa"/>
+            <w:shd w:val="clear" w:color="auto" w:fill="F5F5F5"/>
+          </w:tcPr>
+          <w:p>
+            <w:r>
+              <w:rPr>
+                <w:sz w:val="16"/>
+              </w:rPr>
+              <w:t xml:space="preserve">Mechanical key exclusion test: attempt to insert each zone module into each wrong slot (ZM-01 → slots 2–5, etc.); confirm mechanical key prevents insertion in all incorrect slot/module combinations</w:t>
+            </w:r>
+          </w:p>
+        </w:tc>
+        <w:tc>
+          <w:tcPr>
+            <w:tcW w:w="1728" w:type="dxa"/>
+            <w:shd w:val="clear" w:color="auto" w:fill="F5F5F5"/>
+          </w:tcPr>
+          <w:p>
+            <w:r>
+              <w:rPr>
+                <w:sz w:val="16"/>
+              </w:rPr>
+              <w:t xml:space="preserve">Physical manual test — 20 wrong-slot attempts per unit</w:t>
+            </w:r>
+          </w:p>
+        </w:tc>
+        <w:tc>
+          <w:tcPr>
+            <w:tcW w:w="2232" w:type="dxa"/>
+            <w:shd w:val="clear" w:color="auto" w:fill="F5F5F5"/>
+          </w:tcPr>
+          <w:p>
+            <w:r>
+              <w:rPr>
+                <w:sz w:val="16"/>
+              </w:rPr>
+              <w:t xml:space="preserve">Zero incorrect insertions possible. Module must be fully stopped by mechanical key before FPC tail contacts ZIF. Any mis-insertion possible → halt, escalate.</w:t>
+            </w:r>
+          </w:p>
+        </w:tc>
+        <w:tc>
+          <w:tcPr>
+            <w:tcW w:w="936" w:type="dxa"/>
+            <w:shd w:val="clear" w:color="auto" w:fill="F5F5F5"/>
+          </w:tcPr>
+          <w:p>
+            <w:r>
+              <w:rPr>
+                <w:sz w:val="16"/>
+              </w:rPr>
+              <w:t xml:space="preserve"/>
+            </w:r>
+          </w:p>
+        </w:tc>
+        <w:tc>
+          <w:tcPr>
+            <w:tcW w:w="648" w:type="dxa"/>
+            <w:shd w:val="clear" w:color="auto" w:fill="F5F5F5"/>
+          </w:tcPr>
+          <w:p>
+            <w:r>
+              <w:rPr>
+                <w:sz w:val="16"/>
+              </w:rPr>
+              <w:t xml:space="preserve"/>
+            </w:r>
+          </w:p>
+        </w:tc>
+      </w:tr>
     </w:tbl>
     <w:p/>
     <w:p>
@@ -9129,6 +9645,62 @@
                 <w:sz w:val="16"/>
               </w:rPr>
               <w:t>MITIGATED (this FAI)</w:t>
+            </w:r>
+          </w:p>
+        </w:tc>
+      </w:tr>
+      <w:tr>
+        <w:tc>
+          <w:tcPr>
+            <w:tcW w:w="936" w:type="dxa"/>
+          </w:tcPr>
+          <w:p>
+            <w:r>
+              <w:rPr>
+                <w:b/>
+                <w:sz w:val="16"/>
+              </w:rPr>
+              <w:t xml:space="preserve">RISK-15</w:t>
+            </w:r>
+          </w:p>
+        </w:tc>
+        <w:tc>
+          <w:tcPr>
+            <w:tcW w:w="2880" w:type="dxa"/>
+          </w:tcPr>
+          <w:p>
+            <w:r>
+              <w:rPr>
+                <w:sz w:val="16"/>
+              </w:rPr>
+              <w:t xml:space="preserve">Zone keying — colour-blind + blind-accessible</w:t>
+            </w:r>
+          </w:p>
+        </w:tc>
+        <w:tc>
+          <w:tcPr>
+            <w:tcW w:w="3384" w:type="dxa"/>
+          </w:tcPr>
+          <w:p>
+            <w:r>
+              <w:rPr>
+                <w:sz w:val="16"/>
+              </w:rPr>
+              <w:t xml:space="preserve">FAI-A09, FAI-A10, FAI-A11, FAI-A12, FAI-A13, FAI-A14</w:t>
+            </w:r>
+          </w:p>
+        </w:tc>
+        <w:tc>
+          <w:tcPr>
+            <w:tcW w:w="2592" w:type="dxa"/>
+            <w:shd w:val="clear" w:color="auto" w:fill="E2EFDA"/>
+          </w:tcPr>
+          <w:p>
+            <w:r>
+              <w:rPr>
+                <w:sz w:val="16"/>
+              </w:rPr>
+              <w:t xml:space="preserve">MITIGATED (this FAI)</w:t>
             </w:r>
           </w:p>
         </w:tc>

--- a/docs/neuropulse_fai_zone_module.docx
+++ b/docs/neuropulse_fai_zone_module.docx
@@ -6815,6 +6815,478 @@
     </w:tbl>
     <w:p/>
     <w:p>
+      <w:r>
+        <w:rPr>
+          <w:sz w:val="20"/>
+        </w:rPr>
+        <w:t>Self-sealing co-moulded silicone gasket — no user action, no RTV, no re-sealing procedure. FAI-IPX-02 is BLOCKING.</w:t>
+      </w:r>
+    </w:p>
+    <w:p>
+      <w:r>
+        <w:rPr>
+          <w:b/>
+          <w:color w:val="1F497D"/>
+          <w:sz w:val="20"/>
+        </w:rPr>
+        <w:t>4c.  Sealing and IPX4 Verification  [RISK-16 — Option A gasket]</w:t>
+      </w:r>
+    </w:p>
+    <w:tbl>
+      <w:tblPr>
+        <w:tblStyle w:val="TableGrid"/>
+        <w:tblW w:type="auto" w:w="0"/>
+        <w:tblLook w:firstColumn="1" w:firstRow="1" w:lastColumn="0" w:lastRow="0" w:noHBand="0" w:noVBand="1" w:val="04A0"/>
+      </w:tblPr>
+      <w:tblGrid>
+        <w:gridCol w:w="1680"/>
+        <w:gridCol w:w="1680"/>
+        <w:gridCol w:w="1680"/>
+        <w:gridCol w:w="1680"/>
+        <w:gridCol w:w="1680"/>
+        <w:gridCol w:w="1680"/>
+      </w:tblGrid>
+      <w:tr>
+        <w:tc>
+          <w:tcPr>
+            <w:tcW w:type="dxa" w:w="936"/>
+            <w:shd w:val="clear" w:color="auto" w:fill="1F497D"/>
+          </w:tcPr>
+          <w:p>
+            <w:r>
+              <w:rPr>
+                <w:b/>
+                <w:color w:val="FFFFFF"/>
+                <w:sz w:val="16"/>
+              </w:rPr>
+              <w:t>Item</w:t>
+            </w:r>
+          </w:p>
+        </w:tc>
+        <w:tc>
+          <w:tcPr>
+            <w:tcW w:type="dxa" w:w="3312"/>
+            <w:shd w:val="clear" w:color="auto" w:fill="1F497D"/>
+          </w:tcPr>
+          <w:p>
+            <w:r>
+              <w:rPr>
+                <w:b/>
+                <w:color w:val="FFFFFF"/>
+                <w:sz w:val="16"/>
+              </w:rPr>
+              <w:t>Inspection / Test</w:t>
+            </w:r>
+          </w:p>
+        </w:tc>
+        <w:tc>
+          <w:tcPr>
+            <w:tcW w:type="dxa" w:w="1728"/>
+            <w:shd w:val="clear" w:color="auto" w:fill="1F497D"/>
+          </w:tcPr>
+          <w:p>
+            <w:r>
+              <w:rPr>
+                <w:b/>
+                <w:color w:val="FFFFFF"/>
+                <w:sz w:val="16"/>
+              </w:rPr>
+              <w:t>Method</w:t>
+            </w:r>
+          </w:p>
+        </w:tc>
+        <w:tc>
+          <w:tcPr>
+            <w:tcW w:type="dxa" w:w="2232"/>
+            <w:shd w:val="clear" w:color="auto" w:fill="1F497D"/>
+          </w:tcPr>
+          <w:p>
+            <w:r>
+              <w:rPr>
+                <w:b/>
+                <w:color w:val="FFFFFF"/>
+                <w:sz w:val="16"/>
+              </w:rPr>
+              <w:t>Accept Criterion</w:t>
+            </w:r>
+          </w:p>
+        </w:tc>
+        <w:tc>
+          <w:tcPr>
+            <w:tcW w:type="dxa" w:w="936"/>
+            <w:shd w:val="clear" w:color="auto" w:fill="1F497D"/>
+          </w:tcPr>
+          <w:p>
+            <w:r>
+              <w:rPr>
+                <w:b/>
+                <w:color w:val="FFFFFF"/>
+                <w:sz w:val="16"/>
+              </w:rPr>
+              <w:t>Result</w:t>
+            </w:r>
+          </w:p>
+        </w:tc>
+        <w:tc>
+          <w:tcPr>
+            <w:tcW w:type="dxa" w:w="648"/>
+            <w:shd w:val="clear" w:color="auto" w:fill="1F497D"/>
+          </w:tcPr>
+          <w:p>
+            <w:r>
+              <w:rPr>
+                <w:b/>
+                <w:color w:val="FFFFFF"/>
+                <w:sz w:val="16"/>
+              </w:rPr>
+              <w:t>Sign</w:t>
+            </w:r>
+          </w:p>
+        </w:tc>
+      </w:tr>
+      <w:tr>
+        <w:tc>
+          <w:tcPr>
+            <w:tcW w:type="dxa" w:w="936"/>
+            <w:shd w:val="clear" w:color="auto" w:fill="FFFFFF"/>
+          </w:tcPr>
+          <w:p>
+            <w:r>
+              <w:rPr>
+                <w:b/>
+                <w:sz w:val="16"/>
+              </w:rPr>
+              <w:t>FAI-IPX-01</w:t>
+            </w:r>
+          </w:p>
+        </w:tc>
+        <w:tc>
+          <w:tcPr>
+            <w:tcW w:type="dxa" w:w="3312"/>
+            <w:shd w:val="clear" w:color="auto" w:fill="FFFFFF"/>
+          </w:tcPr>
+          <w:p>
+            <w:r>
+              <w:rPr>
+                <w:sz w:val="16"/>
+              </w:rPr>
+              <w:t>Initial IPX4 baseline: assembled headset, all 5 zone modules factory-installed. IEC 60529 IPX4 water spray from all directions, 10 minutes.</w:t>
+            </w:r>
+          </w:p>
+        </w:tc>
+        <w:tc>
+          <w:tcPr>
+            <w:tcW w:type="dxa" w:w="1728"/>
+            <w:shd w:val="clear" w:color="auto" w:fill="FFFFFF"/>
+          </w:tcPr>
+          <w:p>
+            <w:r>
+              <w:rPr>
+                <w:sz w:val="16"/>
+              </w:rPr>
+              <w:t>IEC 60529 IPX4 nozzle, 10 min</w:t>
+            </w:r>
+          </w:p>
+        </w:tc>
+        <w:tc>
+          <w:tcPr>
+            <w:tcW w:type="dxa" w:w="2232"/>
+            <w:shd w:val="clear" w:color="auto" w:fill="FFFFFF"/>
+          </w:tcPr>
+          <w:p>
+            <w:r>
+              <w:rPr>
+                <w:sz w:val="16"/>
+              </w:rPr>
+              <w:t>No water ingress to Hub PCB, any connector, or zone module PCB. EEG impedance all channels &lt; 10 kΩ after test (functional check).</w:t>
+            </w:r>
+          </w:p>
+        </w:tc>
+        <w:tc>
+          <w:tcPr>
+            <w:tcW w:type="dxa" w:w="936"/>
+            <w:shd w:val="clear" w:color="auto" w:fill="FFFFFF"/>
+          </w:tcPr>
+          <w:p>
+            <w:r>
+              <w:rPr>
+                <w:sz w:val="16"/>
+              </w:rPr>
+            </w:r>
+          </w:p>
+        </w:tc>
+        <w:tc>
+          <w:tcPr>
+            <w:tcW w:type="dxa" w:w="648"/>
+            <w:shd w:val="clear" w:color="auto" w:fill="FFFFFF"/>
+          </w:tcPr>
+          <w:p>
+            <w:r>
+              <w:rPr>
+                <w:sz w:val="16"/>
+              </w:rPr>
+            </w:r>
+          </w:p>
+        </w:tc>
+      </w:tr>
+      <w:tr>
+        <w:tc>
+          <w:tcPr>
+            <w:tcW w:type="dxa" w:w="936"/>
+            <w:shd w:val="clear" w:color="auto" w:fill="F5F5F5"/>
+          </w:tcPr>
+          <w:p>
+            <w:r>
+              <w:rPr>
+                <w:b/>
+                <w:sz w:val="16"/>
+              </w:rPr>
+              <w:t>FAI-IPX-02</w:t>
+            </w:r>
+          </w:p>
+        </w:tc>
+        <w:tc>
+          <w:tcPr>
+            <w:tcW w:type="dxa" w:w="3312"/>
+            <w:shd w:val="clear" w:color="auto" w:fill="F5F5F5"/>
+          </w:tcPr>
+          <w:p>
+            <w:r>
+              <w:rPr>
+                <w:sz w:val="16"/>
+              </w:rPr>
+              <w:t>[BLOCKING] Field-replacement IPX4 re-test: remove and re-insert all 5 zone modules 10 times each (50 total swaps, no tools, no RTV, user-pace); then repeat full IEC 60529 IPX4 spray test without any re-sealing.</w:t>
+            </w:r>
+          </w:p>
+        </w:tc>
+        <w:tc>
+          <w:tcPr>
+            <w:tcW w:type="dxa" w:w="1728"/>
+            <w:shd w:val="clear" w:color="auto" w:fill="F5F5F5"/>
+          </w:tcPr>
+          <w:p>
+            <w:r>
+              <w:rPr>
+                <w:sz w:val="16"/>
+              </w:rPr>
+              <w:t>10 swap cycles per zone then IEC 60529 IPX4</w:t>
+            </w:r>
+          </w:p>
+        </w:tc>
+        <w:tc>
+          <w:tcPr>
+            <w:tcW w:type="dxa" w:w="2232"/>
+            <w:shd w:val="clear" w:color="auto" w:fill="F5F5F5"/>
+          </w:tcPr>
+          <w:p>
+            <w:r>
+              <w:rPr>
+                <w:sz w:val="16"/>
+              </w:rPr>
+              <w:t>Same pass criterion as FAI-IPX-01. Zero water ingress after 10 field swaps. Any ingress → HALT production; gasket geometry or shell rim tolerance non-conformant. Escalate to Mechanical Engineering immediately.</w:t>
+            </w:r>
+          </w:p>
+        </w:tc>
+        <w:tc>
+          <w:tcPr>
+            <w:tcW w:type="dxa" w:w="936"/>
+            <w:shd w:val="clear" w:color="auto" w:fill="F5F5F5"/>
+          </w:tcPr>
+          <w:p>
+            <w:r>
+              <w:rPr>
+                <w:sz w:val="16"/>
+              </w:rPr>
+            </w:r>
+          </w:p>
+        </w:tc>
+        <w:tc>
+          <w:tcPr>
+            <w:tcW w:type="dxa" w:w="648"/>
+            <w:shd w:val="clear" w:color="auto" w:fill="F5F5F5"/>
+          </w:tcPr>
+          <w:p>
+            <w:r>
+              <w:rPr>
+                <w:sz w:val="16"/>
+              </w:rPr>
+            </w:r>
+          </w:p>
+        </w:tc>
+      </w:tr>
+      <w:tr>
+        <w:tc>
+          <w:tcPr>
+            <w:tcW w:type="dxa" w:w="936"/>
+            <w:shd w:val="clear" w:color="auto" w:fill="FFFFFF"/>
+          </w:tcPr>
+          <w:p>
+            <w:r>
+              <w:rPr>
+                <w:b/>
+                <w:sz w:val="16"/>
+              </w:rPr>
+              <w:t>FAI-IPX-03</w:t>
+            </w:r>
+          </w:p>
+        </w:tc>
+        <w:tc>
+          <w:tcPr>
+            <w:tcW w:type="dxa" w:w="3312"/>
+            <w:shd w:val="clear" w:color="auto" w:fill="FFFFFF"/>
+          </w:tcPr>
+          <w:p>
+            <w:r>
+              <w:rPr>
+                <w:sz w:val="16"/>
+              </w:rPr>
+              <w:t>Gasket visual and dimensional check after 10 swap cycles: inspect all 5 zone module gaskets under 10× magnification; measure gasket cross-section height on 2 modules with calibrated comparator.</w:t>
+            </w:r>
+          </w:p>
+        </w:tc>
+        <w:tc>
+          <w:tcPr>
+            <w:tcW w:type="dxa" w:w="1728"/>
+            <w:shd w:val="clear" w:color="auto" w:fill="FFFFFF"/>
+          </w:tcPr>
+          <w:p>
+            <w:r>
+              <w:rPr>
+                <w:sz w:val="16"/>
+              </w:rPr>
+              <w:t>10× magnifier; calibrated comparator (2 modules)</w:t>
+            </w:r>
+          </w:p>
+        </w:tc>
+        <w:tc>
+          <w:tcPr>
+            <w:tcW w:type="dxa" w:w="2232"/>
+            <w:shd w:val="clear" w:color="auto" w:fill="FFFFFF"/>
+          </w:tcPr>
+          <w:p>
+            <w:r>
+              <w:rPr>
+                <w:sz w:val="16"/>
+              </w:rPr>
+              <w:t>No tears, cuts, or embedded debris. Compression set &lt; 10%: gasket height ≥ 1.80 mm (vs. 2.00 mm nominal) after cycle release.</w:t>
+            </w:r>
+          </w:p>
+        </w:tc>
+        <w:tc>
+          <w:tcPr>
+            <w:tcW w:type="dxa" w:w="936"/>
+            <w:shd w:val="clear" w:color="auto" w:fill="FFFFFF"/>
+          </w:tcPr>
+          <w:p>
+            <w:r>
+              <w:rPr>
+                <w:sz w:val="16"/>
+              </w:rPr>
+            </w:r>
+          </w:p>
+        </w:tc>
+        <w:tc>
+          <w:tcPr>
+            <w:tcW w:type="dxa" w:w="648"/>
+            <w:shd w:val="clear" w:color="auto" w:fill="FFFFFF"/>
+          </w:tcPr>
+          <w:p>
+            <w:r>
+              <w:rPr>
+                <w:sz w:val="16"/>
+              </w:rPr>
+            </w:r>
+          </w:p>
+        </w:tc>
+      </w:tr>
+      <w:tr>
+        <w:tc>
+          <w:tcPr>
+            <w:tcW w:type="dxa" w:w="936"/>
+            <w:shd w:val="clear" w:color="auto" w:fill="F5F5F5"/>
+          </w:tcPr>
+          <w:p>
+            <w:r>
+              <w:rPr>
+                <w:b/>
+                <w:sz w:val="16"/>
+              </w:rPr>
+              <w:t>FAI-IPX-04</w:t>
+            </w:r>
+          </w:p>
+        </w:tc>
+        <w:tc>
+          <w:tcPr>
+            <w:tcW w:type="dxa" w:w="3312"/>
+            <w:shd w:val="clear" w:color="auto" w:fill="F5F5F5"/>
+          </w:tcPr>
+          <w:p>
+            <w:r>
+              <w:rPr>
+                <w:sz w:val="16"/>
+              </w:rPr>
+              <w:t>Gasket shelf-life / ageing qualification (first-article qualification, not every lot): store 5 sealed zone modules at 40°C / 75% RH for 90 days (equivalent to ~2 years at ambient per Arrhenius). Perform IPX4 test and gasket dimension check at end of storage.</w:t>
+            </w:r>
+          </w:p>
+        </w:tc>
+        <w:tc>
+          <w:tcPr>
+            <w:tcW w:type="dxa" w:w="1728"/>
+            <w:shd w:val="clear" w:color="auto" w:fill="F5F5F5"/>
+          </w:tcPr>
+          <w:p>
+            <w:r>
+              <w:rPr>
+                <w:sz w:val="16"/>
+              </w:rPr>
+              <w:t>IEC 60068-2-66 damp heat storage; then IPX4 + dimensional check</w:t>
+            </w:r>
+          </w:p>
+        </w:tc>
+        <w:tc>
+          <w:tcPr>
+            <w:tcW w:type="dxa" w:w="2232"/>
+            <w:shd w:val="clear" w:color="auto" w:fill="F5F5F5"/>
+          </w:tcPr>
+          <w:p>
+            <w:r>
+              <w:rPr>
+                <w:sz w:val="16"/>
+              </w:rPr>
+              <w:t>IPX4 pass. Gasket dimensions within 5% of nominal. Compression set &lt; 15% after ageing. Qualification pass required before first production run.</w:t>
+            </w:r>
+          </w:p>
+        </w:tc>
+        <w:tc>
+          <w:tcPr>
+            <w:tcW w:type="dxa" w:w="936"/>
+            <w:shd w:val="clear" w:color="auto" w:fill="F5F5F5"/>
+          </w:tcPr>
+          <w:p>
+            <w:r>
+              <w:rPr>
+                <w:sz w:val="16"/>
+              </w:rPr>
+            </w:r>
+          </w:p>
+        </w:tc>
+        <w:tc>
+          <w:tcPr>
+            <w:tcW w:type="dxa" w:w="648"/>
+            <w:shd w:val="clear" w:color="auto" w:fill="F5F5F5"/>
+          </w:tcPr>
+          <w:p>
+            <w:r>
+              <w:rPr>
+                <w:sz w:val="16"/>
+              </w:rPr>
+            </w:r>
+          </w:p>
+        </w:tc>
+      </w:tr>
+    </w:tbl>
+    <w:p/>
+    <w:p>
       <w:pPr>
         <w:spacing w:before="240" w:after="80"/>
       </w:pPr>
@@ -9687,6 +10159,62 @@
                 <w:sz w:val="16"/>
               </w:rPr>
               <w:t xml:space="preserve">FAI-A09, FAI-A10, FAI-A11, FAI-A12, FAI-A13, FAI-A14</w:t>
+            </w:r>
+          </w:p>
+        </w:tc>
+        <w:tc>
+          <w:tcPr>
+            <w:tcW w:w="2592" w:type="dxa"/>
+            <w:shd w:val="clear" w:color="auto" w:fill="E2EFDA"/>
+          </w:tcPr>
+          <w:p>
+            <w:r>
+              <w:rPr>
+                <w:sz w:val="16"/>
+              </w:rPr>
+              <w:t xml:space="preserve">MITIGATED (this FAI)</w:t>
+            </w:r>
+          </w:p>
+        </w:tc>
+      </w:tr>
+      <w:tr>
+        <w:tc>
+          <w:tcPr>
+            <w:tcW w:w="936" w:type="dxa"/>
+          </w:tcPr>
+          <w:p>
+            <w:r>
+              <w:rPr>
+                <w:b/>
+                <w:sz w:val="16"/>
+              </w:rPr>
+              <w:t xml:space="preserve">RISK-16</w:t>
+            </w:r>
+          </w:p>
+        </w:tc>
+        <w:tc>
+          <w:tcPr>
+            <w:tcW w:w="2880" w:type="dxa"/>
+          </w:tcPr>
+          <w:p>
+            <w:r>
+              <w:rPr>
+                <w:sz w:val="16"/>
+              </w:rPr>
+              <w:t xml:space="preserve">IPX4 field-replacement — Option A gasket</w:t>
+            </w:r>
+          </w:p>
+        </w:tc>
+        <w:tc>
+          <w:tcPr>
+            <w:tcW w:w="3384" w:type="dxa"/>
+          </w:tcPr>
+          <w:p>
+            <w:r>
+              <w:rPr>
+                <w:sz w:val="16"/>
+              </w:rPr>
+              <w:t xml:space="preserve">FAI-IPX-01, FAI-IPX-02, FAI-IPX-03, FAI-IPX-04</w:t>
             </w:r>
           </w:p>
         </w:tc>

--- a/docs/neuropulse_fai_zone_module.docx
+++ b/docs/neuropulse_fai_zone_module.docx
@@ -6083,6 +6083,93 @@
           </w:p>
         </w:tc>
       </w:tr>
+      <w:tr>
+        <w:tc>
+          <w:tcPr>
+            <w:tcW w:w="936" w:type="dxa"/>
+            <w:shd w:val="clear" w:color="auto" w:fill="F5F5F5"/>
+          </w:tcPr>
+          <w:p>
+            <w:r>
+              <w:rPr>
+                <w:b/>
+                <w:sz w:val="16"/>
+              </w:rPr>
+              <w:t xml:space="preserve">FAI-A15</w:t>
+            </w:r>
+          </w:p>
+        </w:tc>
+        <w:tc>
+          <w:tcPr>
+            <w:tcW w:w="3311" w:type="dxa"/>
+            <w:shd w:val="clear" w:color="auto" w:fill="F5F5F5"/>
+          </w:tcPr>
+          <w:p>
+            <w:r>
+              <w:rPr>
+                <w:sz w:val="16"/>
+              </w:rPr>
+              <w:t xml:space="preserve">Eject lever accessibility test (RISK-22): 5 test subjects with diagnosed Parkinson's disease (Hoehn &amp; Yahr scale II–III) or post-stroke hand weakness (grip strength ≤ 8 kg). Each subject removes and reinserts all 5 zone modules twice (10 total operations). No coaching; standard user instructions only.</w:t>
+            </w:r>
+          </w:p>
+        </w:tc>
+        <w:tc>
+          <w:tcPr>
+            <w:tcW w:w="1728" w:type="dxa"/>
+            <w:shd w:val="clear" w:color="auto" w:fill="F5F5F5"/>
+          </w:tcPr>
+          <w:p>
+            <w:r>
+              <w:rPr>
+                <w:sz w:val="16"/>
+              </w:rPr>
+              <w:t xml:space="preserve">HFE formative test — 5 subjects with Parkinson's/post-stroke (pre-production)</w:t>
+            </w:r>
+          </w:p>
+        </w:tc>
+        <w:tc>
+          <w:tcPr>
+            <w:tcW w:w="2232" w:type="dxa"/>
+            <w:shd w:val="clear" w:color="auto" w:fill="F5F5F5"/>
+          </w:tcPr>
+          <w:p>
+            <w:r>
+              <w:rPr>
+                <w:sz w:val="16"/>
+              </w:rPr>
+              <w:t xml:space="preserve">All 5 subjects complete each extraction in ≤ 10 s with no more than 2 attempts. No reported pain or excessive effort. Lever detent must not prevent extraction. Lever must not accidentally eject during normal wear simulation (5 min handling without deliberate ejection attempt).</w:t>
+            </w:r>
+          </w:p>
+        </w:tc>
+        <w:tc>
+          <w:tcPr>
+            <w:tcW w:w="936" w:type="dxa"/>
+            <w:shd w:val="clear" w:color="auto" w:fill="F5F5F5"/>
+          </w:tcPr>
+          <w:p>
+            <w:r>
+              <w:rPr>
+                <w:sz w:val="16"/>
+              </w:rPr>
+              <w:t xml:space="preserve"/>
+            </w:r>
+          </w:p>
+        </w:tc>
+        <w:tc>
+          <w:tcPr>
+            <w:tcW w:w="648" w:type="dxa"/>
+            <w:shd w:val="clear" w:color="auto" w:fill="F5F5F5"/>
+          </w:tcPr>
+          <w:p>
+            <w:r>
+              <w:rPr>
+                <w:sz w:val="16"/>
+              </w:rPr>
+              <w:t xml:space="preserve"/>
+            </w:r>
+          </w:p>
+        </w:tc>
+      </w:tr>
     </w:tbl>
     <w:p/>
     <w:p>
@@ -10215,6 +10302,62 @@
                 <w:sz w:val="16"/>
               </w:rPr>
               <w:t xml:space="preserve">FAI-IPX-01, FAI-IPX-02, FAI-IPX-03, FAI-IPX-04</w:t>
+            </w:r>
+          </w:p>
+        </w:tc>
+        <w:tc>
+          <w:tcPr>
+            <w:tcW w:w="2592" w:type="dxa"/>
+            <w:shd w:val="clear" w:color="auto" w:fill="E2EFDA"/>
+          </w:tcPr>
+          <w:p>
+            <w:r>
+              <w:rPr>
+                <w:sz w:val="16"/>
+              </w:rPr>
+              <w:t xml:space="preserve">MITIGATED (this FAI)</w:t>
+            </w:r>
+          </w:p>
+        </w:tc>
+      </w:tr>
+      <w:tr>
+        <w:tc>
+          <w:tcPr>
+            <w:tcW w:w="936" w:type="dxa"/>
+          </w:tcPr>
+          <w:p>
+            <w:r>
+              <w:rPr>
+                <w:b/>
+                <w:sz w:val="16"/>
+              </w:rPr>
+              <w:t xml:space="preserve">RISK-22</w:t>
+            </w:r>
+          </w:p>
+        </w:tc>
+        <w:tc>
+          <w:tcPr>
+            <w:tcW w:w="2880" w:type="dxa"/>
+          </w:tcPr>
+          <w:p>
+            <w:r>
+              <w:rPr>
+                <w:sz w:val="16"/>
+              </w:rPr>
+              <w:t xml:space="preserve">Zone module extraction — reduced grip / tremor (sliding eject lever)</w:t>
+            </w:r>
+          </w:p>
+        </w:tc>
+        <w:tc>
+          <w:tcPr>
+            <w:tcW w:w="3384" w:type="dxa"/>
+          </w:tcPr>
+          <w:p>
+            <w:r>
+              <w:rPr>
+                <w:sz w:val="16"/>
+              </w:rPr>
+              <w:t xml:space="preserve">FAI-A15</w:t>
             </w:r>
           </w:p>
         </w:tc>

--- a/docs/neuropulse_fai_zone_module.docx
+++ b/docs/neuropulse_fai_zone_module.docx
@@ -4585,7 +4585,13 @@
               <w:rPr>
                 <w:sz w:val="16"/>
               </w:rPr>
-              <w:t>Peel test (witness coupon from same batch): 90° peel test on 25 mm × 25 mm coupon</w:t>
+            </w:r>
+            <w:r>
+              <w:rPr>
+                <w:b w:val="0"/>
+                <w:sz w:val="16"/>
+              </w:rPr>
+              <w:t>Peel test (witness coupon from same bonding batch as production units): 90° peel test on 25 mm × 25 mm PDMS–PI bonded coupon. Coupon must be processed through full SiO₂ sputter + O₂ plasma + cure sequence identically to production FPCs.</w:t>
             </w:r>
           </w:p>
         </w:tc>
@@ -4613,7 +4619,13 @@
               <w:rPr>
                 <w:sz w:val="16"/>
               </w:rPr>
-              <w:t>Peel force ≥ 50 N/m. Below 20 N/m → reject batch (SiO₂ interlayer failure)</w:t>
+            </w:r>
+            <w:r>
+              <w:rPr>
+                <w:b w:val="0"/>
+                <w:sz w:val="16"/>
+              </w:rPr>
+              <w:t>Peel force ≥ 150 N/m (per NP-HW-FPC-001 §9.3 and IPC-TM-650 2.4.9). Target ≥ 400 N/m. 100–149 N/m → conditional accept, review bonding process, re-run 3 coupons. &lt; 100 N/m → reject batch; halt production; SiO₂ interlayer process non-conformant — escalate to Manufacturing Eng.</w:t>
             </w:r>
           </w:p>
         </w:tc>
@@ -4670,7 +4682,13 @@
               <w:rPr>
                 <w:sz w:val="16"/>
               </w:rPr>
-              <w:t>Thermal cycle (accelerated): 5 cycles −20°C to +70°C on witness coupon; re-inspect bond line</w:t>
+            </w:r>
+            <w:r>
+              <w:rPr>
+                <w:b w:val="0"/>
+                <w:sz w:val="16"/>
+              </w:rPr>
+              <w:t>Accelerated thermal cycling screen (production batch check — 5 cycles): 5 cycles −20°C to +70°C on 1 witness coupon per production batch. This is a fast screen only — it does NOT replace the full 200-cycle IEC 60068-2-14 process qualification (see §3e FAI-TC items, which must pass before any production begins).</w:t>
             </w:r>
           </w:p>
         </w:tc>
@@ -4698,7 +4716,13 @@
               <w:rPr>
                 <w:sz w:val="16"/>
               </w:rPr>
-              <w:t>No new delamination after 5 cycles. If delamination: halt production, escalate to process engineer</w:t>
+            </w:r>
+            <w:r>
+              <w:rPr>
+                <w:b w:val="0"/>
+                <w:sz w:val="16"/>
+              </w:rPr>
+              <w:t>No new delamination (visual + 10× magnifier) after 5 cycles. If any delamination: halt batch; run full peel test per FAI-M02. If peel force drops below 150 N/m: reject batch, re-qualify process. Note: FAI-M03 pass alone does NOT confirm long-term reliability — §3e qualification must already be on file.</w:t>
             </w:r>
           </w:p>
         </w:tc>
@@ -4719,6 +4743,658 @@
           <w:tcPr>
             <w:tcW w:type="dxa" w:w="648"/>
             <w:shd w:val="clear" w:color="auto" w:fill="FFFFFF"/>
+          </w:tcPr>
+          <w:p>
+            <w:r>
+              <w:rPr>
+                <w:sz w:val="16"/>
+              </w:rPr>
+            </w:r>
+          </w:p>
+        </w:tc>
+      </w:tr>
+    </w:tbl>
+    <w:p/>
+    <w:p>
+      <w:r>
+        <w:rPr>
+          <w:b w:val="0"/>
+          <w:sz w:val="20"/>
+        </w:rPr>
+        <w:t>Test rationale: no published fatigue data exists for PI–PDMS bonds under LED-junction thermal cycling conditions (PDMS CTE ≈ 300 ppm/°C vs. PI ≈ 18 ppm/°C, 15:1 mismatch). 200-cycle IEC 60068-2-14 qualification generates this data. If the SiO₂ interlayer process requires adjustment, it must be identified here — not after tooling is committed.</w:t>
+      </w:r>
+    </w:p>
+    <w:p>
+      <w:r>
+        <w:rPr>
+          <w:b w:val="0"/>
+          <w:sz w:val="20"/>
+        </w:rPr>
+        <w:t>This section covers the one-time process qualification test required before any production zone modules are built. It must be completed and signed off before zone module tooling is released (NP-COORD-001 gate G1-08). The test validates that the SiO₂-interlayer bonding process (NP-HW-FPC-001 §9.2) can survive the 1,800+ thermal cycles expected over device lifetime. FAI-TC02 is BLOCKING — production cannot start without a pass record on file.</w:t>
+      </w:r>
+    </w:p>
+    <w:p>
+      <w:r>
+        <w:rPr>
+          <w:b/>
+          <w:color w:val="1F497D"/>
+          <w:sz w:val="22"/>
+        </w:rPr>
+        <w:t>3e.  PDMS Thermal Cycling Process Qualification  [RISK-04 — one-time, pre-production]</w:t>
+      </w:r>
+    </w:p>
+    <w:tbl>
+      <w:tblPr>
+        <w:tblStyle w:val="TableGrid"/>
+        <w:tblW w:type="auto" w:w="0"/>
+        <w:tblLook w:firstColumn="1" w:firstRow="1" w:lastColumn="0" w:lastRow="0" w:noHBand="0" w:noVBand="1" w:val="04A0"/>
+      </w:tblPr>
+      <w:tblGrid>
+        <w:gridCol w:w="1680"/>
+        <w:gridCol w:w="1680"/>
+        <w:gridCol w:w="1680"/>
+        <w:gridCol w:w="1680"/>
+        <w:gridCol w:w="1680"/>
+        <w:gridCol w:w="1680"/>
+      </w:tblGrid>
+      <w:tr>
+        <w:tc>
+          <w:tcPr>
+            <w:tcW w:type="dxa" w:w="936"/>
+            <w:shd w:val="clear" w:color="auto" w:fill="1F497D"/>
+          </w:tcPr>
+          <w:p>
+            <w:r>
+              <w:rPr>
+                <w:b/>
+                <w:color w:val="FFFFFF"/>
+                <w:sz w:val="16"/>
+              </w:rPr>
+              <w:t>Item</w:t>
+            </w:r>
+          </w:p>
+        </w:tc>
+        <w:tc>
+          <w:tcPr>
+            <w:tcW w:type="dxa" w:w="3312"/>
+            <w:shd w:val="clear" w:color="auto" w:fill="1F497D"/>
+          </w:tcPr>
+          <w:p>
+            <w:r>
+              <w:rPr>
+                <w:b/>
+                <w:color w:val="FFFFFF"/>
+                <w:sz w:val="16"/>
+              </w:rPr>
+              <w:t>Inspection / Test</w:t>
+            </w:r>
+          </w:p>
+        </w:tc>
+        <w:tc>
+          <w:tcPr>
+            <w:tcW w:type="dxa" w:w="1728"/>
+            <w:shd w:val="clear" w:color="auto" w:fill="1F497D"/>
+          </w:tcPr>
+          <w:p>
+            <w:r>
+              <w:rPr>
+                <w:b/>
+                <w:color w:val="FFFFFF"/>
+                <w:sz w:val="16"/>
+              </w:rPr>
+              <w:t>Method</w:t>
+            </w:r>
+          </w:p>
+        </w:tc>
+        <w:tc>
+          <w:tcPr>
+            <w:tcW w:type="dxa" w:w="2232"/>
+            <w:shd w:val="clear" w:color="auto" w:fill="1F497D"/>
+          </w:tcPr>
+          <w:p>
+            <w:r>
+              <w:rPr>
+                <w:b/>
+                <w:color w:val="FFFFFF"/>
+                <w:sz w:val="16"/>
+              </w:rPr>
+              <w:t>Accept Criterion</w:t>
+            </w:r>
+          </w:p>
+        </w:tc>
+        <w:tc>
+          <w:tcPr>
+            <w:tcW w:type="dxa" w:w="936"/>
+            <w:shd w:val="clear" w:color="auto" w:fill="1F497D"/>
+          </w:tcPr>
+          <w:p>
+            <w:r>
+              <w:rPr>
+                <w:b/>
+                <w:color w:val="FFFFFF"/>
+                <w:sz w:val="16"/>
+              </w:rPr>
+              <w:t>Result</w:t>
+            </w:r>
+          </w:p>
+        </w:tc>
+        <w:tc>
+          <w:tcPr>
+            <w:tcW w:type="dxa" w:w="648"/>
+            <w:shd w:val="clear" w:color="auto" w:fill="1F497D"/>
+          </w:tcPr>
+          <w:p>
+            <w:r>
+              <w:rPr>
+                <w:b/>
+                <w:color w:val="FFFFFF"/>
+                <w:sz w:val="16"/>
+              </w:rPr>
+              <w:t>Sign</w:t>
+            </w:r>
+          </w:p>
+        </w:tc>
+      </w:tr>
+      <w:tr>
+        <w:tc>
+          <w:tcPr>
+            <w:tcW w:type="dxa" w:w="936"/>
+            <w:shd w:val="clear" w:color="auto" w:fill="FFFFFF"/>
+          </w:tcPr>
+          <w:p>
+            <w:r>
+              <w:rPr>
+                <w:b/>
+                <w:sz w:val="16"/>
+              </w:rPr>
+              <w:t>FAI-TC01</w:t>
+            </w:r>
+          </w:p>
+        </w:tc>
+        <w:tc>
+          <w:tcPr>
+            <w:tcW w:type="dxa" w:w="3312"/>
+            <w:shd w:val="clear" w:color="auto" w:fill="FFFFFF"/>
+          </w:tcPr>
+          <w:p>
+            <w:r>
+              <w:rPr>
+                <w:sz w:val="16"/>
+              </w:rPr>
+              <w:t>Bonding process documentation check: confirm SiO₂ sputter parameters (75 nm, RF magnetron), O₂ plasma parameters (100 W / 30 sccm / 60 s), cure (120°C / 2 hr / 50 g/cm²), and &lt; 10 min delay between plasma and bond contact are documented in supplier process control plan before any qualification samples are made.</w:t>
+            </w:r>
+          </w:p>
+        </w:tc>
+        <w:tc>
+          <w:tcPr>
+            <w:tcW w:type="dxa" w:w="1728"/>
+            <w:shd w:val="clear" w:color="auto" w:fill="FFFFFF"/>
+          </w:tcPr>
+          <w:p>
+            <w:r>
+              <w:rPr>
+                <w:sz w:val="16"/>
+              </w:rPr>
+              <w:t>Process control plan review</w:t>
+            </w:r>
+          </w:p>
+        </w:tc>
+        <w:tc>
+          <w:tcPr>
+            <w:tcW w:type="dxa" w:w="2232"/>
+            <w:shd w:val="clear" w:color="auto" w:fill="FFFFFF"/>
+          </w:tcPr>
+          <w:p>
+            <w:r>
+              <w:rPr>
+                <w:sz w:val="16"/>
+              </w:rPr>
+              <w:t>All 5 parameters documented and confirmed. Any deviation from NP-HW-FPC-001 §9.2 must be approved in writing by HW EE before qualification proceeds.</w:t>
+            </w:r>
+          </w:p>
+        </w:tc>
+        <w:tc>
+          <w:tcPr>
+            <w:tcW w:type="dxa" w:w="936"/>
+            <w:shd w:val="clear" w:color="auto" w:fill="FFFFFF"/>
+          </w:tcPr>
+          <w:p>
+            <w:r>
+              <w:rPr>
+                <w:sz w:val="16"/>
+              </w:rPr>
+            </w:r>
+          </w:p>
+        </w:tc>
+        <w:tc>
+          <w:tcPr>
+            <w:tcW w:type="dxa" w:w="648"/>
+            <w:shd w:val="clear" w:color="auto" w:fill="FFFFFF"/>
+          </w:tcPr>
+          <w:p>
+            <w:r>
+              <w:rPr>
+                <w:sz w:val="16"/>
+              </w:rPr>
+            </w:r>
+          </w:p>
+        </w:tc>
+      </w:tr>
+      <w:tr>
+        <w:tc>
+          <w:tcPr>
+            <w:tcW w:type="dxa" w:w="936"/>
+            <w:shd w:val="clear" w:color="auto" w:fill="F5F5F5"/>
+          </w:tcPr>
+          <w:p>
+            <w:r>
+              <w:rPr>
+                <w:b/>
+                <w:sz w:val="16"/>
+              </w:rPr>
+              <w:t>FAI-TC02</w:t>
+            </w:r>
+          </w:p>
+        </w:tc>
+        <w:tc>
+          <w:tcPr>
+            <w:tcW w:type="dxa" w:w="3312"/>
+            <w:shd w:val="clear" w:color="auto" w:fill="F5F5F5"/>
+          </w:tcPr>
+          <w:p>
+            <w:r>
+              <w:rPr>
+                <w:sz w:val="16"/>
+              </w:rPr>
+              <w:t>[BLOCKING] Full thermal cycling qualification: IEC 60068-2-14 condition Na. 10 bonded PDMS–FPC coupons (same dimensions and process as production). 200 cycles, −10°C to +65°C, 15 min dwell at each extreme, ramp rate ≤ 3°C/min. Inspect 5 coupons at 100 cycles (interim check); inspect all 10 at 200 cycles.</w:t>
+            </w:r>
+          </w:p>
+        </w:tc>
+        <w:tc>
+          <w:tcPr>
+            <w:tcW w:type="dxa" w:w="1728"/>
+            <w:shd w:val="clear" w:color="auto" w:fill="F5F5F5"/>
+          </w:tcPr>
+          <w:p>
+            <w:r>
+              <w:rPr>
+                <w:sz w:val="16"/>
+              </w:rPr>
+              <w:t>IEC 60068-2-14 thermal chamber; 200 cycles; interim check at 100 cycles</w:t>
+            </w:r>
+          </w:p>
+        </w:tc>
+        <w:tc>
+          <w:tcPr>
+            <w:tcW w:type="dxa" w:w="2232"/>
+            <w:shd w:val="clear" w:color="auto" w:fill="F5F5F5"/>
+          </w:tcPr>
+          <w:p>
+            <w:r>
+              <w:rPr>
+                <w:sz w:val="16"/>
+              </w:rPr>
+              <w:t>Zero delamination (visual + 10× magnifier) at 100-cycle interim check. Zero delamination at 200 cycles on all 10 coupons. Any delamination at any point → HALT: SiO₂ interlayer process non-conformant. Review sputter thickness, plasma parameters, and cure conditions before re-run. Production CANNOT start until this test passes.</w:t>
+            </w:r>
+          </w:p>
+        </w:tc>
+        <w:tc>
+          <w:tcPr>
+            <w:tcW w:type="dxa" w:w="936"/>
+            <w:shd w:val="clear" w:color="auto" w:fill="F5F5F5"/>
+          </w:tcPr>
+          <w:p>
+            <w:r>
+              <w:rPr>
+                <w:sz w:val="16"/>
+              </w:rPr>
+            </w:r>
+          </w:p>
+        </w:tc>
+        <w:tc>
+          <w:tcPr>
+            <w:tcW w:type="dxa" w:w="648"/>
+            <w:shd w:val="clear" w:color="auto" w:fill="F5F5F5"/>
+          </w:tcPr>
+          <w:p>
+            <w:r>
+              <w:rPr>
+                <w:sz w:val="16"/>
+              </w:rPr>
+            </w:r>
+          </w:p>
+        </w:tc>
+      </w:tr>
+      <w:tr>
+        <w:tc>
+          <w:tcPr>
+            <w:tcW w:type="dxa" w:w="936"/>
+            <w:shd w:val="clear" w:color="auto" w:fill="FFFFFF"/>
+          </w:tcPr>
+          <w:p>
+            <w:r>
+              <w:rPr>
+                <w:b/>
+                <w:sz w:val="16"/>
+              </w:rPr>
+              <w:t>FAI-TC03</w:t>
+            </w:r>
+          </w:p>
+        </w:tc>
+        <w:tc>
+          <w:tcPr>
+            <w:tcW w:type="dxa" w:w="3312"/>
+            <w:shd w:val="clear" w:color="auto" w:fill="FFFFFF"/>
+          </w:tcPr>
+          <w:p>
+            <w:r>
+              <w:rPr>
+                <w:sz w:val="16"/>
+              </w:rPr>
+              <w:t>Post-cycling peel test: 90° peel test on all 10 coupons immediately after FAI-TC02 thermal cycling completion. Same test method as FAI-M02 (IPC-TM-650 2.4.9).</w:t>
+            </w:r>
+          </w:p>
+        </w:tc>
+        <w:tc>
+          <w:tcPr>
+            <w:tcW w:type="dxa" w:w="1728"/>
+            <w:shd w:val="clear" w:color="auto" w:fill="FFFFFF"/>
+          </w:tcPr>
+          <w:p>
+            <w:r>
+              <w:rPr>
+                <w:sz w:val="16"/>
+              </w:rPr>
+              <w:t>90° peel test, Instron or similar</w:t>
+            </w:r>
+          </w:p>
+        </w:tc>
+        <w:tc>
+          <w:tcPr>
+            <w:tcW w:type="dxa" w:w="2232"/>
+            <w:shd w:val="clear" w:color="auto" w:fill="FFFFFF"/>
+          </w:tcPr>
+          <w:p>
+            <w:r>
+              <w:rPr>
+                <w:sz w:val="16"/>
+              </w:rPr>
+              <w:t>Peel force ≥ 150 N/m on all 10 coupons after 200 cycles. Target ≥ 400 N/m (pre-cycling target applies here too — cycling should not degrade peel force below 150 N/m). Record min/max/mean — document in process qualification report.</w:t>
+            </w:r>
+          </w:p>
+        </w:tc>
+        <w:tc>
+          <w:tcPr>
+            <w:tcW w:type="dxa" w:w="936"/>
+            <w:shd w:val="clear" w:color="auto" w:fill="FFFFFF"/>
+          </w:tcPr>
+          <w:p>
+            <w:r>
+              <w:rPr>
+                <w:sz w:val="16"/>
+              </w:rPr>
+            </w:r>
+          </w:p>
+        </w:tc>
+        <w:tc>
+          <w:tcPr>
+            <w:tcW w:type="dxa" w:w="648"/>
+            <w:shd w:val="clear" w:color="auto" w:fill="FFFFFF"/>
+          </w:tcPr>
+          <w:p>
+            <w:r>
+              <w:rPr>
+                <w:sz w:val="16"/>
+              </w:rPr>
+            </w:r>
+          </w:p>
+        </w:tc>
+      </w:tr>
+      <w:tr>
+        <w:tc>
+          <w:tcPr>
+            <w:tcW w:type="dxa" w:w="936"/>
+            <w:shd w:val="clear" w:color="auto" w:fill="F5F5F5"/>
+          </w:tcPr>
+          <w:p>
+            <w:r>
+              <w:rPr>
+                <w:b/>
+                <w:sz w:val="16"/>
+              </w:rPr>
+              <w:t>FAI-TC04</w:t>
+            </w:r>
+          </w:p>
+        </w:tc>
+        <w:tc>
+          <w:tcPr>
+            <w:tcW w:type="dxa" w:w="3312"/>
+            <w:shd w:val="clear" w:color="auto" w:fill="F5F5F5"/>
+          </w:tcPr>
+          <w:p>
+            <w:r>
+              <w:rPr>
+                <w:sz w:val="16"/>
+              </w:rPr>
+              <w:t>Post-cycling optical transmission: measure optical transmittance at 660 nm and 808 nm through each of the 10 coupons after thermal cycling, using the same spectrophotometer as pre-cycling baseline measurement.</w:t>
+            </w:r>
+          </w:p>
+        </w:tc>
+        <w:tc>
+          <w:tcPr>
+            <w:tcW w:type="dxa" w:w="1728"/>
+            <w:shd w:val="clear" w:color="auto" w:fill="F5F5F5"/>
+          </w:tcPr>
+          <w:p>
+            <w:r>
+              <w:rPr>
+                <w:sz w:val="16"/>
+              </w:rPr>
+              <w:t>Spectrophotometer, 660 nm and 808 nm</w:t>
+            </w:r>
+          </w:p>
+        </w:tc>
+        <w:tc>
+          <w:tcPr>
+            <w:tcW w:type="dxa" w:w="2232"/>
+            <w:shd w:val="clear" w:color="auto" w:fill="F5F5F5"/>
+          </w:tcPr>
+          <w:p>
+            <w:r>
+              <w:rPr>
+                <w:sz w:val="16"/>
+              </w:rPr>
+              <w:t>Transmittance ≥ 90% of pre-cycling baseline value at both wavelengths. Any coupon below 90% → investigate for delamination-induced air gap or PDMS haze formation. Reject if &lt; 85% absolute transmittance.</w:t>
+            </w:r>
+          </w:p>
+        </w:tc>
+        <w:tc>
+          <w:tcPr>
+            <w:tcW w:type="dxa" w:w="936"/>
+            <w:shd w:val="clear" w:color="auto" w:fill="F5F5F5"/>
+          </w:tcPr>
+          <w:p>
+            <w:r>
+              <w:rPr>
+                <w:sz w:val="16"/>
+              </w:rPr>
+            </w:r>
+          </w:p>
+        </w:tc>
+        <w:tc>
+          <w:tcPr>
+            <w:tcW w:type="dxa" w:w="648"/>
+            <w:shd w:val="clear" w:color="auto" w:fill="F5F5F5"/>
+          </w:tcPr>
+          <w:p>
+            <w:r>
+              <w:rPr>
+                <w:sz w:val="16"/>
+              </w:rPr>
+            </w:r>
+          </w:p>
+        </w:tc>
+      </w:tr>
+      <w:tr>
+        <w:tc>
+          <w:tcPr>
+            <w:tcW w:type="dxa" w:w="936"/>
+            <w:shd w:val="clear" w:color="auto" w:fill="FFFFFF"/>
+          </w:tcPr>
+          <w:p>
+            <w:r>
+              <w:rPr>
+                <w:b/>
+                <w:sz w:val="16"/>
+              </w:rPr>
+              <w:t>FAI-TC05</w:t>
+            </w:r>
+          </w:p>
+        </w:tc>
+        <w:tc>
+          <w:tcPr>
+            <w:tcW w:type="dxa" w:w="3312"/>
+            <w:shd w:val="clear" w:color="auto" w:fill="FFFFFF"/>
+          </w:tcPr>
+          <w:p>
+            <w:r>
+              <w:rPr>
+                <w:sz w:val="16"/>
+              </w:rPr>
+              <w:t>LED junction thermal cycling simulation (supplemental, recommended): assemble 3 complete zone modules with qualified PDMS process; run 500 LED-on/LED-off thermal cycles at maximum rated current (PWM 25% duty, 180 mA peak). Monitor PD1 output each cycle — normalised to initial value.</w:t>
+            </w:r>
+          </w:p>
+        </w:tc>
+        <w:tc>
+          <w:tcPr>
+            <w:tcW w:type="dxa" w:w="1728"/>
+            <w:shd w:val="clear" w:color="auto" w:fill="FFFFFF"/>
+          </w:tcPr>
+          <w:p>
+            <w:r>
+              <w:rPr>
+                <w:sz w:val="16"/>
+              </w:rPr>
+              <w:t>Production zone module + bench power supply; 500 LED cycles</w:t>
+            </w:r>
+          </w:p>
+        </w:tc>
+        <w:tc>
+          <w:tcPr>
+            <w:tcW w:type="dxa" w:w="2232"/>
+            <w:shd w:val="clear" w:color="auto" w:fill="FFFFFF"/>
+          </w:tcPr>
+          <w:p>
+            <w:r>
+              <w:rPr>
+                <w:sz w:val="16"/>
+              </w:rPr>
+              <w:t>PD1 output remains within 5% of initial value after 500 cycles (no air gap forming under LED thermal cycling). This test is recommended, not mandatory for production release, but must be completed before claiming &gt; 2-year PDMS reliability.</w:t>
+            </w:r>
+          </w:p>
+        </w:tc>
+        <w:tc>
+          <w:tcPr>
+            <w:tcW w:type="dxa" w:w="936"/>
+            <w:shd w:val="clear" w:color="auto" w:fill="FFFFFF"/>
+          </w:tcPr>
+          <w:p>
+            <w:r>
+              <w:rPr>
+                <w:sz w:val="16"/>
+              </w:rPr>
+            </w:r>
+          </w:p>
+        </w:tc>
+        <w:tc>
+          <w:tcPr>
+            <w:tcW w:type="dxa" w:w="648"/>
+            <w:shd w:val="clear" w:color="auto" w:fill="FFFFFF"/>
+          </w:tcPr>
+          <w:p>
+            <w:r>
+              <w:rPr>
+                <w:sz w:val="16"/>
+              </w:rPr>
+            </w:r>
+          </w:p>
+        </w:tc>
+      </w:tr>
+      <w:tr>
+        <w:tc>
+          <w:tcPr>
+            <w:tcW w:type="dxa" w:w="936"/>
+            <w:shd w:val="clear" w:color="auto" w:fill="F5F5F5"/>
+          </w:tcPr>
+          <w:p>
+            <w:r>
+              <w:rPr>
+                <w:b/>
+                <w:sz w:val="16"/>
+              </w:rPr>
+              <w:t>FAI-TC06</w:t>
+            </w:r>
+          </w:p>
+        </w:tc>
+        <w:tc>
+          <w:tcPr>
+            <w:tcW w:type="dxa" w:w="3312"/>
+            <w:shd w:val="clear" w:color="auto" w:fill="F5F5F5"/>
+          </w:tcPr>
+          <w:p>
+            <w:r>
+              <w:rPr>
+                <w:sz w:val="16"/>
+              </w:rPr>
+              <w:t>Qualification report sign-off: all FAI-TC01 through FAI-TC04 results recorded in PDMS Process Qualification Report (document number NP-QR-PDMS-001). Report must be signed by Manufacturing Eng and HW EE before production start.</w:t>
+            </w:r>
+          </w:p>
+        </w:tc>
+        <w:tc>
+          <w:tcPr>
+            <w:tcW w:type="dxa" w:w="1728"/>
+            <w:shd w:val="clear" w:color="auto" w:fill="F5F5F5"/>
+          </w:tcPr>
+          <w:p>
+            <w:r>
+              <w:rPr>
+                <w:sz w:val="16"/>
+              </w:rPr>
+              <w:t>Document review</w:t>
+            </w:r>
+          </w:p>
+        </w:tc>
+        <w:tc>
+          <w:tcPr>
+            <w:tcW w:type="dxa" w:w="2232"/>
+            <w:shd w:val="clear" w:color="auto" w:fill="F5F5F5"/>
+          </w:tcPr>
+          <w:p>
+            <w:r>
+              <w:rPr>
+                <w:sz w:val="16"/>
+              </w:rPr>
+              <w:t>Signed qualification report on file. Report includes: supplier name, process control plan ref, test dates, all peel force and transmittance data, thermal chamber calibration certificate. Report retained for device lifetime + 2 years (regulatory retention requirement).</w:t>
+            </w:r>
+          </w:p>
+        </w:tc>
+        <w:tc>
+          <w:tcPr>
+            <w:tcW w:type="dxa" w:w="936"/>
+            <w:shd w:val="clear" w:color="auto" w:fill="F5F5F5"/>
+          </w:tcPr>
+          <w:p>
+            <w:r>
+              <w:rPr>
+                <w:sz w:val="16"/>
+              </w:rPr>
+            </w:r>
+          </w:p>
+        </w:tc>
+        <w:tc>
+          <w:tcPr>
+            <w:tcW w:type="dxa" w:w="648"/>
+            <w:shd w:val="clear" w:color="auto" w:fill="F5F5F5"/>
           </w:tcPr>
           <w:p>
             <w:r>
@@ -10358,6 +11034,62 @@
                 <w:sz w:val="16"/>
               </w:rPr>
               <w:t xml:space="preserve">FAI-A15</w:t>
+            </w:r>
+          </w:p>
+        </w:tc>
+        <w:tc>
+          <w:tcPr>
+            <w:tcW w:w="2592" w:type="dxa"/>
+            <w:shd w:val="clear" w:color="auto" w:fill="E2EFDA"/>
+          </w:tcPr>
+          <w:p>
+            <w:r>
+              <w:rPr>
+                <w:sz w:val="16"/>
+              </w:rPr>
+              <w:t xml:space="preserve">MITIGATED (this FAI)</w:t>
+            </w:r>
+          </w:p>
+        </w:tc>
+      </w:tr>
+      <w:tr>
+        <w:tc>
+          <w:tcPr>
+            <w:tcW w:w="936" w:type="dxa"/>
+          </w:tcPr>
+          <w:p>
+            <w:r>
+              <w:rPr>
+                <w:b/>
+                <w:sz w:val="16"/>
+              </w:rPr>
+              <w:t xml:space="preserve">RISK-04</w:t>
+            </w:r>
+          </w:p>
+        </w:tc>
+        <w:tc>
+          <w:tcPr>
+            <w:tcW w:w="2880" w:type="dxa"/>
+          </w:tcPr>
+          <w:p>
+            <w:r>
+              <w:rPr>
+                <w:sz w:val="16"/>
+              </w:rPr>
+              <w:t xml:space="preserve">PDMS–PI CTE mismatch thermal cycling delamination</w:t>
+            </w:r>
+          </w:p>
+        </w:tc>
+        <w:tc>
+          <w:tcPr>
+            <w:tcW w:w="3384" w:type="dxa"/>
+          </w:tcPr>
+          <w:p>
+            <w:r>
+              <w:rPr>
+                <w:sz w:val="16"/>
+              </w:rPr>
+              <w:t xml:space="preserve">FAI-M01, FAI-M02, FAI-M03, FAI-TC01–FAI-TC06</w:t>
             </w:r>
           </w:p>
         </w:tc>

--- a/docs/neuropulse_fai_zone_module.docx
+++ b/docs/neuropulse_fai_zone_module.docx
@@ -6835,6 +6835,354 @@
           <w:tcPr>
             <w:tcW w:w="648" w:type="dxa"/>
             <w:shd w:val="clear" w:color="auto" w:fill="F5F5F5"/>
+          </w:tcPr>
+          <w:p>
+            <w:r>
+              <w:rPr>
+                <w:sz w:val="16"/>
+              </w:rPr>
+              <w:t xml:space="preserve"/>
+            </w:r>
+          </w:p>
+        </w:tc>
+      </w:tr>
+      <w:tr>
+        <w:tc>
+          <w:tcPr>
+            <w:tcW w:w="936" w:type="dxa"/>
+            <w:shd w:val="clear" w:color="auto" w:fill="F0F7FF"/>
+          </w:tcPr>
+          <w:p>
+            <w:r>
+              <w:rPr>
+                <w:b/>
+                <w:sz w:val="16"/>
+              </w:rPr>
+              <w:t xml:space="preserve">FAI-H01</w:t>
+            </w:r>
+          </w:p>
+        </w:tc>
+        <w:tc>
+          <w:tcPr>
+            <w:tcW w:w="3311" w:type="dxa"/>
+            <w:shd w:val="clear" w:color="auto" w:fill="F0F7FF"/>
+          </w:tcPr>
+          <w:p>
+            <w:r>
+              <w:rPr>
+                <w:sz w:val="16"/>
+              </w:rPr>
+              <w:t xml:space="preserve">HRV coherence baseline (standalone): subject performs 5-minute guided breathing session at 6 breaths/min. App displays real-time coherence score. Verify: PPG R-R interval successfully detected from auricular clip (&gt;95% beat detection); coherence score updates at ≤2s interval; bone conduction audio breathing cue audible at ≥60dB at ear.</w:t>
+            </w:r>
+          </w:p>
+        </w:tc>
+        <w:tc>
+          <w:tcPr>
+            <w:tcW w:w="1728" w:type="dxa"/>
+            <w:shd w:val="clear" w:color="auto" w:fill="F0F7FF"/>
+          </w:tcPr>
+          <w:p>
+            <w:r>
+              <w:rPr>
+                <w:sz w:val="16"/>
+              </w:rPr>
+              <w:t xml:space="preserve">App + firmware verification</w:t>
+            </w:r>
+          </w:p>
+        </w:tc>
+        <w:tc>
+          <w:tcPr>
+            <w:tcW w:w="2232" w:type="dxa"/>
+            <w:shd w:val="clear" w:color="auto" w:fill="F0F7FF"/>
+          </w:tcPr>
+          <w:p>
+            <w:r>
+              <w:rPr>
+                <w:sz w:val="16"/>
+              </w:rPr>
+              <w:t xml:space="preserve">Beat detection ≥95% (validated against ECG reference in bench test). Coherence score range 0–10 correctly calculated. Audio cue timing: ±0.1s of target.</w:t>
+            </w:r>
+          </w:p>
+        </w:tc>
+        <w:tc>
+          <w:tcPr>
+            <w:tcW w:w="936" w:type="dxa"/>
+            <w:shd w:val="clear" w:color="auto" w:fill="F0F7FF"/>
+          </w:tcPr>
+          <w:p>
+            <w:r>
+              <w:rPr>
+                <w:sz w:val="16"/>
+              </w:rPr>
+              <w:t xml:space="preserve"/>
+            </w:r>
+          </w:p>
+        </w:tc>
+        <w:tc>
+          <w:tcPr>
+            <w:tcW w:w="648" w:type="dxa"/>
+            <w:shd w:val="clear" w:color="auto" w:fill="F0F7FF"/>
+          </w:tcPr>
+          <w:p>
+            <w:r>
+              <w:rPr>
+                <w:sz w:val="16"/>
+              </w:rPr>
+              <w:t xml:space="preserve"/>
+            </w:r>
+          </w:p>
+        </w:tc>
+      </w:tr>
+      <w:tr>
+        <w:tc>
+          <w:tcPr>
+            <w:tcW w:w="936" w:type="dxa"/>
+            <w:shd w:val="clear" w:color="auto" w:fill="F0F7FF"/>
+          </w:tcPr>
+          <w:p>
+            <w:r>
+              <w:rPr>
+                <w:b/>
+                <w:sz w:val="16"/>
+              </w:rPr>
+              <w:t xml:space="preserve">FAI-H02</w:t>
+            </w:r>
+          </w:p>
+        </w:tc>
+        <w:tc>
+          <w:tcPr>
+            <w:tcW w:w="3311" w:type="dxa"/>
+            <w:shd w:val="clear" w:color="auto" w:fill="F0F7FF"/>
+          </w:tcPr>
+          <w:p>
+            <w:r>
+              <w:rPr>
+                <w:sz w:val="16"/>
+              </w:rPr>
+              <w:t xml:space="preserve">HRV+taVNS synchronisation: 10-minute session, HRV+taVNS synchronised protocol. Verify firmware correctly identifies inspiration phase from PPG waveform and triggers taVNS pulse within ±150ms of peak inspiration for ≥80% of respiratory cycles. Subject: 3 healthy adults.</w:t>
+            </w:r>
+          </w:p>
+        </w:tc>
+        <w:tc>
+          <w:tcPr>
+            <w:tcW w:w="1728" w:type="dxa"/>
+            <w:shd w:val="clear" w:color="auto" w:fill="F0F7FF"/>
+          </w:tcPr>
+          <w:p>
+            <w:r>
+              <w:rPr>
+                <w:sz w:val="16"/>
+              </w:rPr>
+              <w:t xml:space="preserve">3 subjects, bench + human verification</w:t>
+            </w:r>
+          </w:p>
+        </w:tc>
+        <w:tc>
+          <w:tcPr>
+            <w:tcW w:w="2232" w:type="dxa"/>
+            <w:shd w:val="clear" w:color="auto" w:fill="F0F7FF"/>
+          </w:tcPr>
+          <w:p>
+            <w:r>
+              <w:rPr>
+                <w:sz w:val="16"/>
+              </w:rPr>
+              <w:t xml:space="preserve">Inspiration-triggered stimulation latency ≤150ms in ≥80% of cycles. No taVNS stimulation during expiration-only phases. No subject reports unexpected sensation from mis-timed stimulation.</w:t>
+            </w:r>
+          </w:p>
+        </w:tc>
+        <w:tc>
+          <w:tcPr>
+            <w:tcW w:w="936" w:type="dxa"/>
+            <w:shd w:val="clear" w:color="auto" w:fill="F0F7FF"/>
+          </w:tcPr>
+          <w:p>
+            <w:r>
+              <w:rPr>
+                <w:sz w:val="16"/>
+              </w:rPr>
+              <w:t xml:space="preserve"/>
+            </w:r>
+          </w:p>
+        </w:tc>
+        <w:tc>
+          <w:tcPr>
+            <w:tcW w:w="648" w:type="dxa"/>
+            <w:shd w:val="clear" w:color="auto" w:fill="F0F7FF"/>
+          </w:tcPr>
+          <w:p>
+            <w:r>
+              <w:rPr>
+                <w:sz w:val="16"/>
+              </w:rPr>
+              <w:t xml:space="preserve"/>
+            </w:r>
+          </w:p>
+        </w:tc>
+      </w:tr>
+      <w:tr>
+        <w:tc>
+          <w:tcPr>
+            <w:tcW w:w="936" w:type="dxa"/>
+            <w:shd w:val="clear" w:color="auto" w:fill="F0F7FF"/>
+          </w:tcPr>
+          <w:p>
+            <w:r>
+              <w:rPr>
+                <w:b/>
+                <w:sz w:val="16"/>
+              </w:rPr>
+              <w:t xml:space="preserve">FAI-H03</w:t>
+            </w:r>
+          </w:p>
+        </w:tc>
+        <w:tc>
+          <w:tcPr>
+            <w:tcW w:w="3311" w:type="dxa"/>
+            <w:shd w:val="clear" w:color="auto" w:fill="F0F7FF"/>
+          </w:tcPr>
+          <w:p>
+            <w:r>
+              <w:rPr>
+                <w:sz w:val="16"/>
+              </w:rPr>
+              <w:t xml:space="preserve">HRV+EEG dual biofeedback: 10-minute session, both coherence score and EEG alpha/theta band power displayed simultaneously. Verify: both metrics update independently without interference; EEG signal quality unchanged when taVNS is running concurrently (signal-to-noise check).</w:t>
+            </w:r>
+          </w:p>
+        </w:tc>
+        <w:tc>
+          <w:tcPr>
+            <w:tcW w:w="1728" w:type="dxa"/>
+            <w:shd w:val="clear" w:color="auto" w:fill="F0F7FF"/>
+          </w:tcPr>
+          <w:p>
+            <w:r>
+              <w:rPr>
+                <w:sz w:val="16"/>
+              </w:rPr>
+              <w:t xml:space="preserve">App + signal quality verification</w:t>
+            </w:r>
+          </w:p>
+        </w:tc>
+        <w:tc>
+          <w:tcPr>
+            <w:tcW w:w="2232" w:type="dxa"/>
+            <w:shd w:val="clear" w:color="auto" w:fill="F0F7FF"/>
+          </w:tcPr>
+          <w:p>
+            <w:r>
+              <w:rPr>
+                <w:sz w:val="16"/>
+              </w:rPr>
+              <w:t xml:space="preserve">Both metrics update at ≤2s intervals. EEG SNR during concurrent taVNS ≥90% of baseline (taVNS artefact &lt;5µV RMS after filtering).</w:t>
+            </w:r>
+          </w:p>
+        </w:tc>
+        <w:tc>
+          <w:tcPr>
+            <w:tcW w:w="936" w:type="dxa"/>
+            <w:shd w:val="clear" w:color="auto" w:fill="F0F7FF"/>
+          </w:tcPr>
+          <w:p>
+            <w:r>
+              <w:rPr>
+                <w:sz w:val="16"/>
+              </w:rPr>
+              <w:t xml:space="preserve"/>
+            </w:r>
+          </w:p>
+        </w:tc>
+        <w:tc>
+          <w:tcPr>
+            <w:tcW w:w="648" w:type="dxa"/>
+            <w:shd w:val="clear" w:color="auto" w:fill="F0F7FF"/>
+          </w:tcPr>
+          <w:p>
+            <w:r>
+              <w:rPr>
+                <w:sz w:val="16"/>
+              </w:rPr>
+              <w:t xml:space="preserve"/>
+            </w:r>
+          </w:p>
+        </w:tc>
+      </w:tr>
+      <w:tr>
+        <w:tc>
+          <w:tcPr>
+            <w:tcW w:w="936" w:type="dxa"/>
+            <w:shd w:val="clear" w:color="auto" w:fill="F0F7FF"/>
+          </w:tcPr>
+          <w:p>
+            <w:r>
+              <w:rPr>
+                <w:b/>
+                <w:sz w:val="16"/>
+              </w:rPr>
+              <w:t xml:space="preserve">FAI-H04</w:t>
+            </w:r>
+          </w:p>
+        </w:tc>
+        <w:tc>
+          <w:tcPr>
+            <w:tcW w:w="3311" w:type="dxa"/>
+            <w:shd w:val="clear" w:color="auto" w:fill="F0F7FF"/>
+          </w:tcPr>
+          <w:p>
+            <w:r>
+              <w:rPr>
+                <w:sz w:val="16"/>
+              </w:rPr>
+              <w:t xml:space="preserve">HRV+PBM multi-modal session: 15-minute combined session (PBM zone 1–5 at standard dose + HRV coherence training simultaneously). Verify: PBM dosimetry unaffected by concurrent HRV session; HRV coherence scores in expected range (≥5.0 for subjects trained in resonance breathing); no thermal interaction between PBM NTC monitoring and PPG signal processing.</w:t>
+            </w:r>
+          </w:p>
+        </w:tc>
+        <w:tc>
+          <w:tcPr>
+            <w:tcW w:w="1728" w:type="dxa"/>
+            <w:shd w:val="clear" w:color="auto" w:fill="F0F7FF"/>
+          </w:tcPr>
+          <w:p>
+            <w:r>
+              <w:rPr>
+                <w:sz w:val="16"/>
+              </w:rPr>
+              <w:t xml:space="preserve">3 subjects with prior HRV biofeedback experience</w:t>
+            </w:r>
+          </w:p>
+        </w:tc>
+        <w:tc>
+          <w:tcPr>
+            <w:tcW w:w="2232" w:type="dxa"/>
+            <w:shd w:val="clear" w:color="auto" w:fill="F0F7FF"/>
+          </w:tcPr>
+          <w:p>
+            <w:r>
+              <w:rPr>
+                <w:sz w:val="16"/>
+              </w:rPr>
+              <w:t xml:space="preserve">PBM J/cm² dose within ±5% of target. HRV coherence ≥5.0 in all 3 subjects (indicates usable biofeedback loop). NTC temperature reporting unaffected.</w:t>
+            </w:r>
+          </w:p>
+        </w:tc>
+        <w:tc>
+          <w:tcPr>
+            <w:tcW w:w="936" w:type="dxa"/>
+            <w:shd w:val="clear" w:color="auto" w:fill="F0F7FF"/>
+          </w:tcPr>
+          <w:p>
+            <w:r>
+              <w:rPr>
+                <w:sz w:val="16"/>
+              </w:rPr>
+              <w:t xml:space="preserve"/>
+            </w:r>
+          </w:p>
+        </w:tc>
+        <w:tc>
+          <w:tcPr>
+            <w:tcW w:w="648" w:type="dxa"/>
+            <w:shd w:val="clear" w:color="auto" w:fill="F0F7FF"/>
           </w:tcPr>
           <w:p>
             <w:r>

--- a/docs/neuropulse_fai_zone_module.docx
+++ b/docs/neuropulse_fai_zone_module.docx
@@ -7183,6 +7183,615 @@
           <w:tcPr>
             <w:tcW w:w="648" w:type="dxa"/>
             <w:shd w:val="clear" w:color="auto" w:fill="F0F7FF"/>
+          </w:tcPr>
+          <w:p>
+            <w:r>
+              <w:rPr>
+                <w:sz w:val="16"/>
+              </w:rPr>
+              <w:t xml:space="preserve"/>
+            </w:r>
+          </w:p>
+        </w:tc>
+      </w:tr>
+      <w:tr>
+        <w:tc>
+          <w:tcPr>
+            <w:tcW w:w="936" w:type="dxa"/>
+            <w:shd w:val="clear" w:color="auto" w:fill="F0F0FF"/>
+          </w:tcPr>
+          <w:p>
+            <w:r>
+              <w:rPr>
+                <w:b/>
+                <w:sz w:val="16"/>
+              </w:rPr>
+              <w:t xml:space="preserve">FAI-HD01</w:t>
+            </w:r>
+          </w:p>
+        </w:tc>
+        <w:tc>
+          <w:tcPr>
+            <w:tcW w:w="3311" w:type="dxa"/>
+            <w:shd w:val="clear" w:color="auto" w:fill="F0F0FF"/>
+          </w:tcPr>
+          <w:p>
+            <w:r>
+              <w:rPr>
+                <w:sz w:val="16"/>
+              </w:rPr>
+              <w:t xml:space="preserve">sLORETA source localisation accuracy: T2 qEEG session (21-ch, eyes-closed resting state, 5 min). sLORETA algorithm computes cortical source map. Verify: source reconstruction completes within 10s; DLPFC peak activation localises to within ±15mm MNI coordinates of expected region (validated against published normative qEEG atlas). Bench test with 5 healthy adults.</w:t>
+            </w:r>
+          </w:p>
+        </w:tc>
+        <w:tc>
+          <w:tcPr>
+            <w:tcW w:w="1728" w:type="dxa"/>
+            <w:shd w:val="clear" w:color="auto" w:fill="F0F0FF"/>
+          </w:tcPr>
+          <w:p>
+            <w:r>
+              <w:rPr>
+                <w:sz w:val="16"/>
+              </w:rPr>
+              <w:t xml:space="preserve">Computational + bench verification (5 subjects)</w:t>
+            </w:r>
+          </w:p>
+        </w:tc>
+        <w:tc>
+          <w:tcPr>
+            <w:tcW w:w="2232" w:type="dxa"/>
+            <w:shd w:val="clear" w:color="auto" w:fill="F0F0FF"/>
+          </w:tcPr>
+          <w:p>
+            <w:r>
+              <w:rPr>
+                <w:sz w:val="16"/>
+              </w:rPr>
+              <w:t xml:space="preserve">sLORETA output within 10s. DLPFC localisation error ≤15mm MNI vs atlas. Consistent across 5 subjects (σ ≤ 8mm inter-subject).</w:t>
+            </w:r>
+          </w:p>
+        </w:tc>
+        <w:tc>
+          <w:tcPr>
+            <w:tcW w:w="936" w:type="dxa"/>
+            <w:shd w:val="clear" w:color="auto" w:fill="F0F0FF"/>
+          </w:tcPr>
+          <w:p>
+            <w:r>
+              <w:rPr>
+                <w:sz w:val="16"/>
+              </w:rPr>
+              <w:t xml:space="preserve"/>
+            </w:r>
+          </w:p>
+        </w:tc>
+        <w:tc>
+          <w:tcPr>
+            <w:tcW w:w="648" w:type="dxa"/>
+            <w:shd w:val="clear" w:color="auto" w:fill="F0F0FF"/>
+          </w:tcPr>
+          <w:p>
+            <w:r>
+              <w:rPr>
+                <w:sz w:val="16"/>
+              </w:rPr>
+              <w:t xml:space="preserve"/>
+            </w:r>
+          </w:p>
+        </w:tc>
+      </w:tr>
+      <w:tr>
+        <w:tc>
+          <w:tcPr>
+            <w:tcW w:w="936" w:type="dxa"/>
+            <w:shd w:val="clear" w:color="auto" w:fill="F0F0FF"/>
+          </w:tcPr>
+          <w:p>
+            <w:r>
+              <w:rPr>
+                <w:b/>
+                <w:sz w:val="16"/>
+              </w:rPr>
+              <w:t xml:space="preserve">FAI-HD02</w:t>
+            </w:r>
+          </w:p>
+        </w:tc>
+        <w:tc>
+          <w:tcPr>
+            <w:tcW w:w="3311" w:type="dxa"/>
+            <w:shd w:val="clear" w:color="auto" w:fill="F0F0FF"/>
+          </w:tcPr>
+          <w:p>
+            <w:r>
+              <w:rPr>
+                <w:sz w:val="16"/>
+              </w:rPr>
+              <w:t xml:space="preserve">HD-tDCS electrode mapping: verify firmware correctly translates sLORETA MNI target coordinates to 10-20 electrode positions and generates 4×1 montage configuration. Test with 5 simulated target locations (F3/Fz/Cz/P3/Oz). Confirm current distribution computed correctly for each montage.</w:t>
+            </w:r>
+          </w:p>
+        </w:tc>
+        <w:tc>
+          <w:tcPr>
+            <w:tcW w:w="1728" w:type="dxa"/>
+            <w:shd w:val="clear" w:color="auto" w:fill="F0F0FF"/>
+          </w:tcPr>
+          <w:p>
+            <w:r>
+              <w:rPr>
+                <w:sz w:val="16"/>
+              </w:rPr>
+              <w:t xml:space="preserve">Firmware + computational verification</w:t>
+            </w:r>
+          </w:p>
+        </w:tc>
+        <w:tc>
+          <w:tcPr>
+            <w:tcW w:w="2232" w:type="dxa"/>
+            <w:shd w:val="clear" w:color="auto" w:fill="F0F0FF"/>
+          </w:tcPr>
+          <w:p>
+            <w:r>
+              <w:rPr>
+                <w:sz w:val="16"/>
+              </w:rPr>
+              <w:t xml:space="preserve">Correct 10-20 position identified for all 5 test targets. 4×1 montage configuration matches manual calculation ±5%. Current sum across all electrodes = 0 (charge-balanced) in all montages.</w:t>
+            </w:r>
+          </w:p>
+        </w:tc>
+        <w:tc>
+          <w:tcPr>
+            <w:tcW w:w="936" w:type="dxa"/>
+            <w:shd w:val="clear" w:color="auto" w:fill="F0F0FF"/>
+          </w:tcPr>
+          <w:p>
+            <w:r>
+              <w:rPr>
+                <w:sz w:val="16"/>
+              </w:rPr>
+              <w:t xml:space="preserve"/>
+            </w:r>
+          </w:p>
+        </w:tc>
+        <w:tc>
+          <w:tcPr>
+            <w:tcW w:w="648" w:type="dxa"/>
+            <w:shd w:val="clear" w:color="auto" w:fill="F0F0FF"/>
+          </w:tcPr>
+          <w:p>
+            <w:r>
+              <w:rPr>
+                <w:sz w:val="16"/>
+              </w:rPr>
+              <w:t xml:space="preserve"/>
+            </w:r>
+          </w:p>
+        </w:tc>
+      </w:tr>
+      <w:tr>
+        <w:tc>
+          <w:tcPr>
+            <w:tcW w:w="936" w:type="dxa"/>
+            <w:shd w:val="clear" w:color="auto" w:fill="F0F0FF"/>
+          </w:tcPr>
+          <w:p>
+            <w:r>
+              <w:rPr>
+                <w:b/>
+                <w:sz w:val="16"/>
+              </w:rPr>
+              <w:t xml:space="preserve">FAI-HD03</w:t>
+            </w:r>
+          </w:p>
+        </w:tc>
+        <w:tc>
+          <w:tcPr>
+            <w:tcW w:w="3311" w:type="dxa"/>
+            <w:shd w:val="clear" w:color="auto" w:fill="F0F0FF"/>
+          </w:tcPr>
+          <w:p>
+            <w:r>
+              <w:rPr>
+                <w:sz w:val="16"/>
+              </w:rPr>
+              <w:t xml:space="preserve">HD-tDCS focality vs standard tDCS: bench measurement using gel phantom. Compare electric field distribution for (a) standard 2-electrode 2mA tDCS and (b) 4×1 ring HD-tDCS 2mA at same scalp location. Measure with embedded electrode array (or finite element model validated against phantom). Confirm HD-tDCS half-maximum field width ≤ 3× narrower than standard.</w:t>
+            </w:r>
+          </w:p>
+        </w:tc>
+        <w:tc>
+          <w:tcPr>
+            <w:tcW w:w="1728" w:type="dxa"/>
+            <w:shd w:val="clear" w:color="auto" w:fill="F0F0FF"/>
+          </w:tcPr>
+          <w:p>
+            <w:r>
+              <w:rPr>
+                <w:sz w:val="16"/>
+              </w:rPr>
+              <w:t xml:space="preserve">Phantom / FEM bench test</w:t>
+            </w:r>
+          </w:p>
+        </w:tc>
+        <w:tc>
+          <w:tcPr>
+            <w:tcW w:w="2232" w:type="dxa"/>
+            <w:shd w:val="clear" w:color="auto" w:fill="F0F0FF"/>
+          </w:tcPr>
+          <w:p>
+            <w:r>
+              <w:rPr>
+                <w:sz w:val="16"/>
+              </w:rPr>
+              <w:t xml:space="preserve">HD-tDCS FWHM ≤ 3cm vs standard tDCS FWHM ≥ 8cm in gel phantom (consistent with Bikson lab published data). Peak field strength within safety envelope.</w:t>
+            </w:r>
+          </w:p>
+        </w:tc>
+        <w:tc>
+          <w:tcPr>
+            <w:tcW w:w="936" w:type="dxa"/>
+            <w:shd w:val="clear" w:color="auto" w:fill="F0F0FF"/>
+          </w:tcPr>
+          <w:p>
+            <w:r>
+              <w:rPr>
+                <w:sz w:val="16"/>
+              </w:rPr>
+              <w:t xml:space="preserve"/>
+            </w:r>
+          </w:p>
+        </w:tc>
+        <w:tc>
+          <w:tcPr>
+            <w:tcW w:w="648" w:type="dxa"/>
+            <w:shd w:val="clear" w:color="auto" w:fill="F0F0FF"/>
+          </w:tcPr>
+          <w:p>
+            <w:r>
+              <w:rPr>
+                <w:sz w:val="16"/>
+              </w:rPr>
+              <w:t xml:space="preserve"/>
+            </w:r>
+          </w:p>
+        </w:tc>
+      </w:tr>
+      <w:tr>
+        <w:tc>
+          <w:tcPr>
+            <w:tcW w:w="936" w:type="dxa"/>
+            <w:shd w:val="clear" w:color="auto" w:fill="F0F0FF"/>
+          </w:tcPr>
+          <w:p>
+            <w:r>
+              <w:rPr>
+                <w:b/>
+                <w:sz w:val="16"/>
+              </w:rPr>
+              <w:t xml:space="preserve">FAI-HD04</w:t>
+            </w:r>
+          </w:p>
+        </w:tc>
+        <w:tc>
+          <w:tcPr>
+            <w:tcW w:w="3311" w:type="dxa"/>
+            <w:shd w:val="clear" w:color="auto" w:fill="F0F0FF"/>
+          </w:tcPr>
+          <w:p>
+            <w:r>
+              <w:rPr>
+                <w:sz w:val="16"/>
+              </w:rPr>
+              <w:t xml:space="preserve">Simultaneous EEG + HD-tDCS signal quality: 21-ch EEG recorded during and after 1mA HD-tDCS (3 min on, 2 min post). Verify: (a) EEG artefact during stimulation is rejected correctly by artefact filter; (b) post-stimulation EEG SNR recovers to ≥95% of pre-stimulation baseline within 30s (electrode polarisation recovery); (c) no electrode damage or impedance drift &gt;5kΩ after 10 consecutive sessions. 3 bench subjects.</w:t>
+            </w:r>
+          </w:p>
+        </w:tc>
+        <w:tc>
+          <w:tcPr>
+            <w:tcW w:w="1728" w:type="dxa"/>
+            <w:shd w:val="clear" w:color="auto" w:fill="F0F0FF"/>
+          </w:tcPr>
+          <w:p>
+            <w:r>
+              <w:rPr>
+                <w:sz w:val="16"/>
+              </w:rPr>
+              <w:t xml:space="preserve">3 subjects, signal quality + electrode durability</w:t>
+            </w:r>
+          </w:p>
+        </w:tc>
+        <w:tc>
+          <w:tcPr>
+            <w:tcW w:w="2232" w:type="dxa"/>
+            <w:shd w:val="clear" w:color="auto" w:fill="F0F0FF"/>
+          </w:tcPr>
+          <w:p>
+            <w:r>
+              <w:rPr>
+                <w:sz w:val="16"/>
+              </w:rPr>
+              <w:t xml:space="preserve">EEG recovers ≥95% SNR within 30s post-stimulation. Impedance drift ≤5kΩ after 10 sessions. No visible electrode damage on inspection.</w:t>
+            </w:r>
+          </w:p>
+        </w:tc>
+        <w:tc>
+          <w:tcPr>
+            <w:tcW w:w="936" w:type="dxa"/>
+            <w:shd w:val="clear" w:color="auto" w:fill="F0F0FF"/>
+          </w:tcPr>
+          <w:p>
+            <w:r>
+              <w:rPr>
+                <w:sz w:val="16"/>
+              </w:rPr>
+              <w:t xml:space="preserve"/>
+            </w:r>
+          </w:p>
+        </w:tc>
+        <w:tc>
+          <w:tcPr>
+            <w:tcW w:w="648" w:type="dxa"/>
+            <w:shd w:val="clear" w:color="auto" w:fill="F0F0FF"/>
+          </w:tcPr>
+          <w:p>
+            <w:r>
+              <w:rPr>
+                <w:sz w:val="16"/>
+              </w:rPr>
+              <w:t xml:space="preserve"/>
+            </w:r>
+          </w:p>
+        </w:tc>
+      </w:tr>
+      <w:tr>
+        <w:tc>
+          <w:tcPr>
+            <w:tcW w:w="936" w:type="dxa"/>
+            <w:shd w:val="clear" w:color="auto" w:fill="FFF0F0"/>
+          </w:tcPr>
+          <w:p>
+            <w:r>
+              <w:rPr>
+                <w:b/>
+                <w:sz w:val="16"/>
+              </w:rPr>
+              <w:t xml:space="preserve">FAI-CV01</w:t>
+            </w:r>
+          </w:p>
+        </w:tc>
+        <w:tc>
+          <w:tcPr>
+            <w:tcW w:w="3311" w:type="dxa"/>
+            <w:shd w:val="clear" w:color="auto" w:fill="FFF0F0"/>
+          </w:tcPr>
+          <w:p>
+            <w:r>
+              <w:rPr>
+                <w:sz w:val="16"/>
+              </w:rPr>
+              <w:t xml:space="preserve">Cervical VNS electrode placement verification: confirm correct gel electrode placement on skin overlying sternocleidomastoid muscle / carotid sheath using anatomical landmarks. 5 subjects (3 male, 2 female, BMI range 20–32). Verify impedance &lt;5kΩ at placement; no stimulation over carotid artery directly (ultrasound-guided confirmation in bench study).</w:t>
+            </w:r>
+          </w:p>
+        </w:tc>
+        <w:tc>
+          <w:tcPr>
+            <w:tcW w:w="1728" w:type="dxa"/>
+            <w:shd w:val="clear" w:color="auto" w:fill="FFF0F0"/>
+          </w:tcPr>
+          <w:p>
+            <w:r>
+              <w:rPr>
+                <w:sz w:val="16"/>
+              </w:rPr>
+              <w:t xml:space="preserve">Anatomical bench verification, 5 subjects</w:t>
+            </w:r>
+          </w:p>
+        </w:tc>
+        <w:tc>
+          <w:tcPr>
+            <w:tcW w:w="2232" w:type="dxa"/>
+            <w:shd w:val="clear" w:color="auto" w:fill="FFF0F0"/>
+          </w:tcPr>
+          <w:p>
+            <w:r>
+              <w:rPr>
+                <w:sz w:val="16"/>
+              </w:rPr>
+              <w:t xml:space="preserve">Impedance &lt;5kΩ at correct placement in all 5 subjects. Ultrasound confirms electrode not directly over carotid bifurcation. Placement guide in IFU confirmed adequate by all 5 subjects.</w:t>
+            </w:r>
+          </w:p>
+        </w:tc>
+        <w:tc>
+          <w:tcPr>
+            <w:tcW w:w="936" w:type="dxa"/>
+            <w:shd w:val="clear" w:color="auto" w:fill="FFF0F0"/>
+          </w:tcPr>
+          <w:p>
+            <w:r>
+              <w:rPr>
+                <w:sz w:val="16"/>
+              </w:rPr>
+              <w:t xml:space="preserve"/>
+            </w:r>
+          </w:p>
+        </w:tc>
+        <w:tc>
+          <w:tcPr>
+            <w:tcW w:w="648" w:type="dxa"/>
+            <w:shd w:val="clear" w:color="auto" w:fill="FFF0F0"/>
+          </w:tcPr>
+          <w:p>
+            <w:r>
+              <w:rPr>
+                <w:sz w:val="16"/>
+              </w:rPr>
+              <w:t xml:space="preserve"/>
+            </w:r>
+          </w:p>
+        </w:tc>
+      </w:tr>
+      <w:tr>
+        <w:tc>
+          <w:tcPr>
+            <w:tcW w:w="936" w:type="dxa"/>
+            <w:shd w:val="clear" w:color="auto" w:fill="FFF0F0"/>
+          </w:tcPr>
+          <w:p>
+            <w:r>
+              <w:rPr>
+                <w:b/>
+                <w:sz w:val="16"/>
+              </w:rPr>
+              <w:t xml:space="preserve">FAI-CV02</w:t>
+            </w:r>
+          </w:p>
+        </w:tc>
+        <w:tc>
+          <w:tcPr>
+            <w:tcW w:w="3311" w:type="dxa"/>
+            <w:shd w:val="clear" w:color="auto" w:fill="FFF0F0"/>
+          </w:tcPr>
+          <w:p>
+            <w:r>
+              <w:rPr>
+                <w:sz w:val="16"/>
+              </w:rPr>
+              <w:t xml:space="preserve">Cardiac safety interlock: connect cervical VNS to simulated artefact ECG waveform generator. Deliver 1mA cervical stimulation. Inject simulated HR change of +16 BPM at t=3s. Verify: safety MCU detects HR change &gt;15 BPM within ≤500ms and cuts stimulation enable line. No stimulation resumes without user confirmation.</w:t>
+            </w:r>
+          </w:p>
+        </w:tc>
+        <w:tc>
+          <w:tcPr>
+            <w:tcW w:w="1728" w:type="dxa"/>
+            <w:shd w:val="clear" w:color="auto" w:fill="FFF0F0"/>
+          </w:tcPr>
+          <w:p>
+            <w:r>
+              <w:rPr>
+                <w:sz w:val="16"/>
+              </w:rPr>
+              <w:t xml:space="preserve">Bench safety interlock test (simulated ECG generator)</w:t>
+            </w:r>
+          </w:p>
+        </w:tc>
+        <w:tc>
+          <w:tcPr>
+            <w:tcW w:w="2232" w:type="dxa"/>
+            <w:shd w:val="clear" w:color="auto" w:fill="FFF0F0"/>
+          </w:tcPr>
+          <w:p>
+            <w:r>
+              <w:rPr>
+                <w:sz w:val="16"/>
+              </w:rPr>
+              <w:t xml:space="preserve">Stimulation cutoff within ≤500ms of HR change &gt;15 BPM threshold. Stimulation does not resume automatically. Log entry created in SHDR with timestamp and HR value at cutoff.</w:t>
+            </w:r>
+          </w:p>
+        </w:tc>
+        <w:tc>
+          <w:tcPr>
+            <w:tcW w:w="936" w:type="dxa"/>
+            <w:shd w:val="clear" w:color="auto" w:fill="FFF0F0"/>
+          </w:tcPr>
+          <w:p>
+            <w:r>
+              <w:rPr>
+                <w:sz w:val="16"/>
+              </w:rPr>
+              <w:t xml:space="preserve"/>
+            </w:r>
+          </w:p>
+        </w:tc>
+        <w:tc>
+          <w:tcPr>
+            <w:tcW w:w="648" w:type="dxa"/>
+            <w:shd w:val="clear" w:color="auto" w:fill="FFF0F0"/>
+          </w:tcPr>
+          <w:p>
+            <w:r>
+              <w:rPr>
+                <w:sz w:val="16"/>
+              </w:rPr>
+              <w:t xml:space="preserve"/>
+            </w:r>
+          </w:p>
+        </w:tc>
+      </w:tr>
+      <w:tr>
+        <w:tc>
+          <w:tcPr>
+            <w:tcW w:w="936" w:type="dxa"/>
+            <w:shd w:val="clear" w:color="auto" w:fill="FFF0F0"/>
+          </w:tcPr>
+          <w:p>
+            <w:r>
+              <w:rPr>
+                <w:b/>
+                <w:sz w:val="16"/>
+              </w:rPr>
+              <w:t xml:space="preserve">FAI-CV03</w:t>
+            </w:r>
+          </w:p>
+        </w:tc>
+        <w:tc>
+          <w:tcPr>
+            <w:tcW w:w="3311" w:type="dxa"/>
+            <w:shd w:val="clear" w:color="auto" w:fill="FFF0F0"/>
+          </w:tcPr>
+          <w:p>
+            <w:r>
+              <w:rPr>
+                <w:sz w:val="16"/>
+              </w:rPr>
+              <w:t xml:space="preserve">Cervical VNS tolerability: 10-minute session at 0.5mA (low) and 1.0mA (standard), bilateral cervical placement. 5 healthy adult subjects. Collect: subject comfort rating (NRS 0–10), carotid palpation result before/after, ECG rhythm pre/during/post. No vasovagal response, no carotid bruit change, no arrhythmia.</w:t>
+            </w:r>
+          </w:p>
+        </w:tc>
+        <w:tc>
+          <w:tcPr>
+            <w:tcW w:w="1728" w:type="dxa"/>
+            <w:shd w:val="clear" w:color="auto" w:fill="FFF0F0"/>
+          </w:tcPr>
+          <w:p>
+            <w:r>
+              <w:rPr>
+                <w:sz w:val="16"/>
+              </w:rPr>
+              <w:t xml:space="preserve">5 subjects, tolerability + cardiac monitoring</w:t>
+            </w:r>
+          </w:p>
+        </w:tc>
+        <w:tc>
+          <w:tcPr>
+            <w:tcW w:w="2232" w:type="dxa"/>
+            <w:shd w:val="clear" w:color="auto" w:fill="FFF0F0"/>
+          </w:tcPr>
+          <w:p>
+            <w:r>
+              <w:rPr>
+                <w:sz w:val="16"/>
+              </w:rPr>
+              <w:t xml:space="preserve">NRS comfort ≤4/10 at 1.0mA in all subjects. No vasovagal episode. No cardiac arrhythmia on ECG during or post-stimulation. No carotid bruit change on auscultation.</w:t>
+            </w:r>
+          </w:p>
+        </w:tc>
+        <w:tc>
+          <w:tcPr>
+            <w:tcW w:w="936" w:type="dxa"/>
+            <w:shd w:val="clear" w:color="auto" w:fill="FFF0F0"/>
+          </w:tcPr>
+          <w:p>
+            <w:r>
+              <w:rPr>
+                <w:sz w:val="16"/>
+              </w:rPr>
+              <w:t xml:space="preserve"/>
+            </w:r>
+          </w:p>
+        </w:tc>
+        <w:tc>
+          <w:tcPr>
+            <w:tcW w:w="648" w:type="dxa"/>
+            <w:shd w:val="clear" w:color="auto" w:fill="FFF0F0"/>
           </w:tcPr>
           <w:p>
             <w:r>

--- a/docs/neuropulse_fai_zone_module.docx
+++ b/docs/neuropulse_fai_zone_module.docx
@@ -6612,7 +6612,7 @@
               <w:rPr>
                 <w:sz w:val="16"/>
               </w:rPr>
-              <w:t xml:space="preserve">Correct-zone audio confirmation: insert all 5 modules correctly; confirm bone conduction announces correct zone name for each zone during headset initialisation sequence</w:t>
+              <w:t>Correct-zone audio confirmation: insert all 5 modules correctly; confirm bone conduction announces correct zone name for each zone during headset initialization sequence</w:t>
             </w:r>
           </w:p>
         </w:tc>
@@ -6959,7 +6959,7 @@
               <w:rPr>
                 <w:sz w:val="16"/>
               </w:rPr>
-              <w:t xml:space="preserve">HRV+taVNS synchronisation: 10-minute session, HRV+taVNS synchronised protocol. Verify firmware correctly identifies inspiration phase from PPG waveform and triggers taVNS pulse within ±150ms of peak inspiration for ≥80% of respiratory cycles. Subject: 3 healthy adults.</w:t>
+              <w:t>HRV+taVNS synchronization: 10-minute session, HRV+taVNS synchronized protocol. Verify firmware correctly identifies inspiration phase from PPG waveform and triggers taVNS pulse within ±150ms of peak inspiration for ≥80% of respiratory cycles. Subject: 3 healthy adults.</w:t>
             </w:r>
           </w:p>
         </w:tc>
@@ -7220,7 +7220,7 @@
               <w:rPr>
                 <w:sz w:val="16"/>
               </w:rPr>
-              <w:t xml:space="preserve">sLORETA source localisation accuracy: T2 qEEG session (21-ch, eyes-closed resting state, 5 min). sLORETA algorithm computes cortical source map. Verify: source reconstruction completes within 10s; DLPFC peak activation localises to within ±15mm MNI coordinates of expected region (validated against published normative qEEG atlas). Bench test with 5 healthy adults.</w:t>
+              <w:t>sLORETA source localization accuracy: T2 qEEG session (21-ch, eyes-closed resting state, 5 min). sLORETA algorithm computes cortical source map. Verify: source reconstruction completes within 10s; DLPFC peak activation localises to within ±15mm MNI coordinates of expected region (validated against published normative qEEG atlas). Bench test with 5 healthy adults.</w:t>
             </w:r>
           </w:p>
         </w:tc>
@@ -7248,7 +7248,7 @@
               <w:rPr>
                 <w:sz w:val="16"/>
               </w:rPr>
-              <w:t xml:space="preserve">sLORETA output within 10s. DLPFC localisation error ≤15mm MNI vs atlas. Consistent across 5 subjects (σ ≤ 8mm inter-subject).</w:t>
+              <w:t>sLORETA output within 10s. DLPFC localization error ≤15mm MNI vs atlas. Consistent across 5 subjects (σ ≤ 8mm inter-subject).</w:t>
             </w:r>
           </w:p>
         </w:tc>
@@ -8539,7 +8539,7 @@
         <w:rPr>
           <w:sz w:val="20"/>
         </w:rPr>
-        <w:t>Self-sealing co-moulded silicone gasket — no user action, no RTV, no re-sealing procedure. FAI-IPX-02 is BLOCKING.</w:t>
+        <w:t>Self-sealing co-molded silicone gasket — no user action, no RTV, no re-sealing procedure. FAI-IPX-02 is BLOCKING.</w:t>
       </w:r>
     </w:p>
     <w:p>
@@ -11044,7 +11044,7 @@
                 <w:b/>
                 <w:sz w:val="18"/>
               </w:rPr>
-              <w:t>Programme Manager:</w:t>
+              <w:t>Program Manager:</w:t>
             </w:r>
           </w:p>
         </w:tc>
@@ -11865,7 +11865,7 @@
               <w:rPr>
                 <w:sz w:val="16"/>
               </w:rPr>
-              <w:t xml:space="preserve">Zone keying — colour-blind + blind-accessible</w:t>
+              <w:t>Zone keying — color-blind + blind-accessible</w:t>
             </w:r>
           </w:p>
         </w:tc>
